--- a/docs/Lab1/RequirementsMyDrinkShop_1.0.docx
+++ b/docs/Lab1/RequirementsMyDrinkShop_1.0.docx
@@ -19,7 +19,6 @@
           <w:bCs/>
         </w:rPr>
       </w:pPr>
-      <w:proofErr w:type="spellStart"/>
       <w:r>
         <w:rPr>
           <w:rFonts w:cstheme="minorHAnsi"/>
@@ -28,7 +27,6 @@
         </w:rPr>
         <w:t>MyDrinkShop</w:t>
       </w:r>
-      <w:proofErr w:type="spellEnd"/>
     </w:p>
     <w:p>
       <w:pPr>
@@ -47,105 +45,7 @@
         <w:rPr>
           <w:rFonts w:cstheme="minorHAnsi"/>
         </w:rPr>
-        <w:t xml:space="preserve">Se cere </w:t>
-      </w:r>
-      <w:proofErr w:type="spellStart"/>
-      <w:r>
-        <w:rPr>
-          <w:rFonts w:cstheme="minorHAnsi"/>
-        </w:rPr>
-        <w:t>realizarea</w:t>
-      </w:r>
-      <w:proofErr w:type="spellEnd"/>
-      <w:r>
-        <w:rPr>
-          <w:rFonts w:cstheme="minorHAnsi"/>
-        </w:rPr>
-        <w:t xml:space="preserve"> </w:t>
-      </w:r>
-      <w:proofErr w:type="spellStart"/>
-      <w:r>
-        <w:rPr>
-          <w:rFonts w:cstheme="minorHAnsi"/>
-        </w:rPr>
-        <w:t>unei</w:t>
-      </w:r>
-      <w:proofErr w:type="spellEnd"/>
-      <w:r>
-        <w:rPr>
-          <w:rFonts w:cstheme="minorHAnsi"/>
-        </w:rPr>
-        <w:t xml:space="preserve"> </w:t>
-      </w:r>
-      <w:proofErr w:type="spellStart"/>
-      <w:r>
-        <w:rPr>
-          <w:rFonts w:cstheme="minorHAnsi"/>
-        </w:rPr>
-        <w:t>aplicații</w:t>
-      </w:r>
-      <w:proofErr w:type="spellEnd"/>
-      <w:r>
-        <w:rPr>
-          <w:rFonts w:cstheme="minorHAnsi"/>
-        </w:rPr>
-        <w:t xml:space="preserve"> software </w:t>
-      </w:r>
-      <w:proofErr w:type="spellStart"/>
-      <w:r>
-        <w:rPr>
-          <w:rFonts w:cstheme="minorHAnsi"/>
-        </w:rPr>
-        <w:t>pentru</w:t>
-      </w:r>
-      <w:proofErr w:type="spellEnd"/>
-      <w:r>
-        <w:rPr>
-          <w:rFonts w:cstheme="minorHAnsi"/>
-        </w:rPr>
-        <w:t xml:space="preserve"> </w:t>
-      </w:r>
-      <w:proofErr w:type="spellStart"/>
-      <w:r>
-        <w:rPr>
-          <w:rFonts w:cstheme="minorHAnsi"/>
-        </w:rPr>
-        <w:t>gestionarea</w:t>
-      </w:r>
-      <w:proofErr w:type="spellEnd"/>
-      <w:r>
-        <w:rPr>
-          <w:rFonts w:cstheme="minorHAnsi"/>
-        </w:rPr>
-        <w:t xml:space="preserve"> </w:t>
-      </w:r>
-      <w:proofErr w:type="spellStart"/>
-      <w:r>
-        <w:rPr>
-          <w:rFonts w:cstheme="minorHAnsi"/>
-        </w:rPr>
-        <w:t>activității</w:t>
-      </w:r>
-      <w:proofErr w:type="spellEnd"/>
-      <w:r>
-        <w:rPr>
-          <w:rFonts w:cstheme="minorHAnsi"/>
-        </w:rPr>
-        <w:t xml:space="preserve"> </w:t>
-      </w:r>
-      <w:proofErr w:type="spellStart"/>
-      <w:r>
-        <w:rPr>
-          <w:rFonts w:cstheme="minorHAnsi"/>
-        </w:rPr>
-        <w:t>unui</w:t>
-      </w:r>
-      <w:proofErr w:type="spellEnd"/>
-      <w:r>
-        <w:rPr>
-          <w:rFonts w:cstheme="minorHAnsi"/>
-        </w:rPr>
-        <w:t xml:space="preserve"> </w:t>
+        <w:t xml:space="preserve">Se cere realizarea unei aplicații software pentru gestionarea activității unui </w:t>
       </w:r>
       <w:r>
         <w:rPr>
@@ -157,203 +57,7 @@
         <w:rPr>
           <w:rFonts w:cstheme="minorHAnsi"/>
         </w:rPr>
-        <w:t xml:space="preserve"> shop, care </w:t>
-      </w:r>
-      <w:proofErr w:type="spellStart"/>
-      <w:r>
-        <w:rPr>
-          <w:rFonts w:cstheme="minorHAnsi"/>
-        </w:rPr>
-        <w:t>să</w:t>
-      </w:r>
-      <w:proofErr w:type="spellEnd"/>
-      <w:r>
-        <w:rPr>
-          <w:rFonts w:cstheme="minorHAnsi"/>
-        </w:rPr>
-        <w:t xml:space="preserve"> </w:t>
-      </w:r>
-      <w:proofErr w:type="spellStart"/>
-      <w:r>
-        <w:rPr>
-          <w:rFonts w:cstheme="minorHAnsi"/>
-        </w:rPr>
-        <w:t>permită</w:t>
-      </w:r>
-      <w:proofErr w:type="spellEnd"/>
-      <w:r>
-        <w:rPr>
-          <w:rFonts w:cstheme="minorHAnsi"/>
-        </w:rPr>
-        <w:t xml:space="preserve"> </w:t>
-      </w:r>
-      <w:proofErr w:type="spellStart"/>
-      <w:r>
-        <w:rPr>
-          <w:rFonts w:cstheme="minorHAnsi"/>
-        </w:rPr>
-        <w:t>administrarea</w:t>
-      </w:r>
-      <w:proofErr w:type="spellEnd"/>
-      <w:r>
-        <w:rPr>
-          <w:rFonts w:cstheme="minorHAnsi"/>
-        </w:rPr>
-        <w:t xml:space="preserve"> </w:t>
-      </w:r>
-      <w:proofErr w:type="spellStart"/>
-      <w:r>
-        <w:rPr>
-          <w:rFonts w:cstheme="minorHAnsi"/>
-        </w:rPr>
-        <w:t>produselor</w:t>
-      </w:r>
-      <w:proofErr w:type="spellEnd"/>
-      <w:r>
-        <w:rPr>
-          <w:rFonts w:cstheme="minorHAnsi"/>
-        </w:rPr>
-        <w:t xml:space="preserve"> </w:t>
-      </w:r>
-      <w:proofErr w:type="spellStart"/>
-      <w:r>
-        <w:rPr>
-          <w:rFonts w:cstheme="minorHAnsi"/>
-        </w:rPr>
-        <w:t>vândute</w:t>
-      </w:r>
-      <w:proofErr w:type="spellEnd"/>
-      <w:r>
-        <w:rPr>
-          <w:rFonts w:cstheme="minorHAnsi"/>
-        </w:rPr>
-        <w:t xml:space="preserve"> (</w:t>
-      </w:r>
-      <w:proofErr w:type="spellStart"/>
-      <w:r>
-        <w:rPr>
-          <w:rFonts w:cstheme="minorHAnsi"/>
-        </w:rPr>
-        <w:t>băuturi</w:t>
-      </w:r>
-      <w:proofErr w:type="spellEnd"/>
-      <w:r>
-        <w:rPr>
-          <w:rFonts w:cstheme="minorHAnsi"/>
-        </w:rPr>
-        <w:t xml:space="preserve">), a </w:t>
-      </w:r>
-      <w:proofErr w:type="spellStart"/>
-      <w:r>
-        <w:rPr>
-          <w:rFonts w:cstheme="minorHAnsi"/>
-        </w:rPr>
-        <w:t>ingredientelor</w:t>
-      </w:r>
-      <w:proofErr w:type="spellEnd"/>
-      <w:r>
-        <w:rPr>
-          <w:rFonts w:cstheme="minorHAnsi"/>
-        </w:rPr>
-        <w:t xml:space="preserve"> </w:t>
-      </w:r>
-      <w:proofErr w:type="spellStart"/>
-      <w:r>
-        <w:rPr>
-          <w:rFonts w:cstheme="minorHAnsi"/>
-        </w:rPr>
-        <w:t>utilizate</w:t>
-      </w:r>
-      <w:proofErr w:type="spellEnd"/>
-      <w:r>
-        <w:rPr>
-          <w:rFonts w:cstheme="minorHAnsi"/>
-        </w:rPr>
-        <w:t xml:space="preserve">, a </w:t>
-      </w:r>
-      <w:proofErr w:type="spellStart"/>
-      <w:r>
-        <w:rPr>
-          <w:rFonts w:cstheme="minorHAnsi"/>
-        </w:rPr>
-        <w:t>rețetelor</w:t>
-      </w:r>
-      <w:proofErr w:type="spellEnd"/>
-      <w:r>
-        <w:rPr>
-          <w:rFonts w:cstheme="minorHAnsi"/>
-        </w:rPr>
-        <w:t xml:space="preserve"> de </w:t>
-      </w:r>
-      <w:proofErr w:type="spellStart"/>
-      <w:r>
-        <w:rPr>
-          <w:rFonts w:cstheme="minorHAnsi"/>
-        </w:rPr>
-        <w:t>preparare</w:t>
-      </w:r>
-      <w:proofErr w:type="spellEnd"/>
-      <w:r>
-        <w:rPr>
-          <w:rFonts w:cstheme="minorHAnsi"/>
-        </w:rPr>
-        <w:t xml:space="preserve"> </w:t>
-      </w:r>
-      <w:proofErr w:type="spellStart"/>
-      <w:r>
-        <w:rPr>
-          <w:rFonts w:cstheme="minorHAnsi"/>
-        </w:rPr>
-        <w:t>și</w:t>
-      </w:r>
-      <w:proofErr w:type="spellEnd"/>
-      <w:r>
-        <w:rPr>
-          <w:rFonts w:cstheme="minorHAnsi"/>
-        </w:rPr>
-        <w:t xml:space="preserve"> a </w:t>
-      </w:r>
-      <w:proofErr w:type="spellStart"/>
-      <w:r>
-        <w:rPr>
-          <w:rFonts w:cstheme="minorHAnsi"/>
-        </w:rPr>
-        <w:t>comenzilor</w:t>
-      </w:r>
-      <w:proofErr w:type="spellEnd"/>
-      <w:r>
-        <w:rPr>
-          <w:rFonts w:cstheme="minorHAnsi"/>
-        </w:rPr>
-        <w:t xml:space="preserve"> </w:t>
-      </w:r>
-      <w:proofErr w:type="spellStart"/>
-      <w:r>
-        <w:rPr>
-          <w:rFonts w:cstheme="minorHAnsi"/>
-        </w:rPr>
-        <w:t>plasate</w:t>
-      </w:r>
-      <w:proofErr w:type="spellEnd"/>
-      <w:r>
-        <w:rPr>
-          <w:rFonts w:cstheme="minorHAnsi"/>
-        </w:rPr>
-        <w:t xml:space="preserve"> de </w:t>
-      </w:r>
-      <w:proofErr w:type="spellStart"/>
-      <w:r>
-        <w:rPr>
-          <w:rFonts w:cstheme="minorHAnsi"/>
-        </w:rPr>
-        <w:t>clienți</w:t>
-      </w:r>
-      <w:proofErr w:type="spellEnd"/>
-      <w:r>
-        <w:rPr>
-          <w:rFonts w:cstheme="minorHAnsi"/>
-        </w:rPr>
-        <w:t>.</w:t>
+        <w:t xml:space="preserve"> shop, care să permită administrarea produselor vândute (băuturi), a ingredientelor utilizate, a rețetelor de preparare și a comenzilor plasate de clienți.</w:t>
       </w:r>
     </w:p>
     <w:p>
@@ -369,308 +73,24 @@
           <w:rFonts w:cstheme="minorHAnsi"/>
         </w:rPr>
       </w:pPr>
-      <w:proofErr w:type="spellStart"/>
-      <w:r>
-        <w:rPr>
-          <w:rFonts w:cstheme="minorHAnsi"/>
-        </w:rPr>
-        <w:t>Aplicația</w:t>
-      </w:r>
-      <w:proofErr w:type="spellEnd"/>
+      <w:r>
+        <w:rPr>
+          <w:rFonts w:cstheme="minorHAnsi"/>
+        </w:rPr>
+        <w:t>Aplicația trebuie să ofere funcționalități complete de gestiune (adăugare, modificare, ștergere, vizualizare), să asigure persistența datelor în fișiere, precum și o interfață grafică intuitivă pentru utilizator</w:t>
+      </w:r>
       <w:r>
         <w:rPr>
           <w:rFonts w:cstheme="minorHAnsi"/>
         </w:rPr>
         <w:t xml:space="preserve"> </w:t>
       </w:r>
-      <w:proofErr w:type="spellStart"/>
-      <w:r>
-        <w:rPr>
-          <w:rFonts w:cstheme="minorHAnsi"/>
-        </w:rPr>
-        <w:t>trebuie</w:t>
-      </w:r>
-      <w:proofErr w:type="spellEnd"/>
-      <w:r>
-        <w:rPr>
-          <w:rFonts w:cstheme="minorHAnsi"/>
-        </w:rPr>
-        <w:t xml:space="preserve"> </w:t>
-      </w:r>
-      <w:proofErr w:type="spellStart"/>
-      <w:r>
-        <w:rPr>
-          <w:rFonts w:cstheme="minorHAnsi"/>
-        </w:rPr>
-        <w:t>să</w:t>
-      </w:r>
-      <w:proofErr w:type="spellEnd"/>
-      <w:r>
-        <w:rPr>
-          <w:rFonts w:cstheme="minorHAnsi"/>
-        </w:rPr>
-        <w:t xml:space="preserve"> </w:t>
-      </w:r>
-      <w:proofErr w:type="spellStart"/>
-      <w:r>
-        <w:rPr>
-          <w:rFonts w:cstheme="minorHAnsi"/>
-        </w:rPr>
-        <w:t>ofere</w:t>
-      </w:r>
-      <w:proofErr w:type="spellEnd"/>
-      <w:r>
-        <w:rPr>
-          <w:rFonts w:cstheme="minorHAnsi"/>
-        </w:rPr>
-        <w:t xml:space="preserve"> </w:t>
-      </w:r>
-      <w:proofErr w:type="spellStart"/>
-      <w:r>
-        <w:rPr>
-          <w:rFonts w:cstheme="minorHAnsi"/>
-        </w:rPr>
-        <w:t>funcționalități</w:t>
-      </w:r>
-      <w:proofErr w:type="spellEnd"/>
-      <w:r>
-        <w:rPr>
-          <w:rFonts w:cstheme="minorHAnsi"/>
-        </w:rPr>
-        <w:t xml:space="preserve"> complete de </w:t>
-      </w:r>
-      <w:proofErr w:type="spellStart"/>
-      <w:r>
-        <w:rPr>
-          <w:rFonts w:cstheme="minorHAnsi"/>
-        </w:rPr>
-        <w:t>gestiune</w:t>
-      </w:r>
-      <w:proofErr w:type="spellEnd"/>
-      <w:r>
-        <w:rPr>
-          <w:rFonts w:cstheme="minorHAnsi"/>
-        </w:rPr>
-        <w:t xml:space="preserve"> (</w:t>
-      </w:r>
-      <w:proofErr w:type="spellStart"/>
-      <w:r>
-        <w:rPr>
-          <w:rFonts w:cstheme="minorHAnsi"/>
-        </w:rPr>
-        <w:t>adăugare</w:t>
-      </w:r>
-      <w:proofErr w:type="spellEnd"/>
-      <w:r>
-        <w:rPr>
-          <w:rFonts w:cstheme="minorHAnsi"/>
-        </w:rPr>
-        <w:t xml:space="preserve">, </w:t>
-      </w:r>
-      <w:proofErr w:type="spellStart"/>
-      <w:r>
-        <w:rPr>
-          <w:rFonts w:cstheme="minorHAnsi"/>
-        </w:rPr>
-        <w:t>modificare</w:t>
-      </w:r>
-      <w:proofErr w:type="spellEnd"/>
-      <w:r>
-        <w:rPr>
-          <w:rFonts w:cstheme="minorHAnsi"/>
-        </w:rPr>
-        <w:t xml:space="preserve">, </w:t>
-      </w:r>
-      <w:proofErr w:type="spellStart"/>
-      <w:r>
-        <w:rPr>
-          <w:rFonts w:cstheme="minorHAnsi"/>
-        </w:rPr>
-        <w:t>ștergere</w:t>
-      </w:r>
-      <w:proofErr w:type="spellEnd"/>
-      <w:r>
-        <w:rPr>
-          <w:rFonts w:cstheme="minorHAnsi"/>
-        </w:rPr>
-        <w:t xml:space="preserve">, </w:t>
-      </w:r>
-      <w:proofErr w:type="spellStart"/>
-      <w:r>
-        <w:rPr>
-          <w:rFonts w:cstheme="minorHAnsi"/>
-        </w:rPr>
-        <w:t>vizualizare</w:t>
-      </w:r>
-      <w:proofErr w:type="spellEnd"/>
-      <w:r>
-        <w:rPr>
-          <w:rFonts w:cstheme="minorHAnsi"/>
-        </w:rPr>
-        <w:t xml:space="preserve">), </w:t>
-      </w:r>
-      <w:proofErr w:type="spellStart"/>
-      <w:r>
-        <w:rPr>
-          <w:rFonts w:cstheme="minorHAnsi"/>
-        </w:rPr>
-        <w:t>să</w:t>
-      </w:r>
-      <w:proofErr w:type="spellEnd"/>
-      <w:r>
-        <w:rPr>
-          <w:rFonts w:cstheme="minorHAnsi"/>
-        </w:rPr>
-        <w:t xml:space="preserve"> </w:t>
-      </w:r>
-      <w:proofErr w:type="spellStart"/>
-      <w:r>
-        <w:rPr>
-          <w:rFonts w:cstheme="minorHAnsi"/>
-        </w:rPr>
-        <w:t>asigure</w:t>
-      </w:r>
-      <w:proofErr w:type="spellEnd"/>
-      <w:r>
-        <w:rPr>
-          <w:rFonts w:cstheme="minorHAnsi"/>
-        </w:rPr>
-        <w:t xml:space="preserve"> </w:t>
-      </w:r>
-      <w:proofErr w:type="spellStart"/>
-      <w:r>
-        <w:rPr>
-          <w:rFonts w:cstheme="minorHAnsi"/>
-        </w:rPr>
-        <w:t>persistența</w:t>
-      </w:r>
-      <w:proofErr w:type="spellEnd"/>
-      <w:r>
-        <w:rPr>
-          <w:rFonts w:cstheme="minorHAnsi"/>
-        </w:rPr>
-        <w:t xml:space="preserve"> </w:t>
-      </w:r>
-      <w:proofErr w:type="spellStart"/>
-      <w:r>
-        <w:rPr>
-          <w:rFonts w:cstheme="minorHAnsi"/>
-        </w:rPr>
-        <w:t>datelor</w:t>
-      </w:r>
-      <w:proofErr w:type="spellEnd"/>
-      <w:r>
-        <w:rPr>
-          <w:rFonts w:cstheme="minorHAnsi"/>
-        </w:rPr>
-        <w:t xml:space="preserve"> </w:t>
-      </w:r>
-      <w:proofErr w:type="spellStart"/>
-      <w:r>
-        <w:rPr>
-          <w:rFonts w:cstheme="minorHAnsi"/>
-        </w:rPr>
-        <w:t>în</w:t>
-      </w:r>
-      <w:proofErr w:type="spellEnd"/>
-      <w:r>
-        <w:rPr>
-          <w:rFonts w:cstheme="minorHAnsi"/>
-        </w:rPr>
-        <w:t xml:space="preserve"> </w:t>
-      </w:r>
-      <w:proofErr w:type="spellStart"/>
-      <w:r>
-        <w:rPr>
-          <w:rFonts w:cstheme="minorHAnsi"/>
-        </w:rPr>
-        <w:t>fișiere</w:t>
-      </w:r>
-      <w:proofErr w:type="spellEnd"/>
-      <w:r>
-        <w:rPr>
-          <w:rFonts w:cstheme="minorHAnsi"/>
-        </w:rPr>
-        <w:t xml:space="preserve">, precum </w:t>
-      </w:r>
-      <w:proofErr w:type="spellStart"/>
-      <w:r>
-        <w:rPr>
-          <w:rFonts w:cstheme="minorHAnsi"/>
-        </w:rPr>
-        <w:t>și</w:t>
-      </w:r>
-      <w:proofErr w:type="spellEnd"/>
-      <w:r>
-        <w:rPr>
-          <w:rFonts w:cstheme="minorHAnsi"/>
-        </w:rPr>
-        <w:t xml:space="preserve"> o </w:t>
-      </w:r>
-      <w:proofErr w:type="spellStart"/>
-      <w:r>
-        <w:rPr>
-          <w:rFonts w:cstheme="minorHAnsi"/>
-        </w:rPr>
-        <w:t>interfață</w:t>
-      </w:r>
-      <w:proofErr w:type="spellEnd"/>
-      <w:r>
-        <w:rPr>
-          <w:rFonts w:cstheme="minorHAnsi"/>
-        </w:rPr>
-        <w:t xml:space="preserve"> </w:t>
-      </w:r>
-      <w:proofErr w:type="spellStart"/>
-      <w:r>
-        <w:rPr>
-          <w:rFonts w:cstheme="minorHAnsi"/>
-        </w:rPr>
-        <w:t>grafică</w:t>
-      </w:r>
-      <w:proofErr w:type="spellEnd"/>
-      <w:r>
-        <w:rPr>
-          <w:rFonts w:cstheme="minorHAnsi"/>
-        </w:rPr>
-        <w:t xml:space="preserve"> </w:t>
-      </w:r>
-      <w:proofErr w:type="spellStart"/>
-      <w:r>
-        <w:rPr>
-          <w:rFonts w:cstheme="minorHAnsi"/>
-        </w:rPr>
-        <w:t>intuitivă</w:t>
-      </w:r>
-      <w:proofErr w:type="spellEnd"/>
-      <w:r>
-        <w:rPr>
-          <w:rFonts w:cstheme="minorHAnsi"/>
-        </w:rPr>
-        <w:t xml:space="preserve"> </w:t>
-      </w:r>
-      <w:proofErr w:type="spellStart"/>
-      <w:r>
-        <w:rPr>
-          <w:rFonts w:cstheme="minorHAnsi"/>
-        </w:rPr>
-        <w:t>pentru</w:t>
-      </w:r>
-      <w:proofErr w:type="spellEnd"/>
-      <w:r>
-        <w:rPr>
-          <w:rFonts w:cstheme="minorHAnsi"/>
-        </w:rPr>
-        <w:t xml:space="preserve"> </w:t>
-      </w:r>
-      <w:proofErr w:type="spellStart"/>
-      <w:r>
-        <w:rPr>
-          <w:rFonts w:cstheme="minorHAnsi"/>
-        </w:rPr>
-        <w:t>utilizator</w:t>
-      </w:r>
-      <w:proofErr w:type="spellEnd"/>
+      <w:r>
+        <w:rPr>
+          <w:rFonts w:cstheme="minorHAnsi"/>
+        </w:rPr>
+        <w:t>în care obiectele precum produse, rețete și ingrediente să fie prezentate sub formă de tabele. Funcționalitățile principale, cum ar fi adăugarea, editarea sau filtrarea elementelor, trebuie să fie accesibile prin butoane clare și ușor de utilizat</w:t>
+      </w:r>
       <w:r>
         <w:rPr>
           <w:rFonts w:cstheme="minorHAnsi"/>
@@ -691,173 +111,11 @@
           <w:rFonts w:cstheme="minorHAnsi"/>
         </w:rPr>
       </w:pPr>
-      <w:proofErr w:type="spellStart"/>
-      <w:r>
-        <w:rPr>
-          <w:rFonts w:cstheme="minorHAnsi"/>
-        </w:rPr>
-        <w:t>Soluția</w:t>
-      </w:r>
-      <w:proofErr w:type="spellEnd"/>
-      <w:r>
-        <w:rPr>
-          <w:rFonts w:cstheme="minorHAnsi"/>
-        </w:rPr>
-        <w:t xml:space="preserve"> </w:t>
-      </w:r>
-      <w:proofErr w:type="spellStart"/>
-      <w:r>
-        <w:rPr>
-          <w:rFonts w:cstheme="minorHAnsi"/>
-        </w:rPr>
-        <w:t>trebuie</w:t>
-      </w:r>
-      <w:proofErr w:type="spellEnd"/>
-      <w:r>
-        <w:rPr>
-          <w:rFonts w:cstheme="minorHAnsi"/>
-        </w:rPr>
-        <w:t xml:space="preserve"> </w:t>
-      </w:r>
-      <w:proofErr w:type="spellStart"/>
-      <w:r>
-        <w:rPr>
-          <w:rFonts w:cstheme="minorHAnsi"/>
-        </w:rPr>
-        <w:t>implementată</w:t>
-      </w:r>
-      <w:proofErr w:type="spellEnd"/>
-      <w:r>
-        <w:rPr>
-          <w:rFonts w:cstheme="minorHAnsi"/>
-        </w:rPr>
-        <w:t xml:space="preserve"> </w:t>
-      </w:r>
-      <w:proofErr w:type="spellStart"/>
-      <w:r>
-        <w:rPr>
-          <w:rFonts w:cstheme="minorHAnsi"/>
-        </w:rPr>
-        <w:t>respectând</w:t>
-      </w:r>
-      <w:proofErr w:type="spellEnd"/>
-      <w:r>
-        <w:rPr>
-          <w:rFonts w:cstheme="minorHAnsi"/>
-        </w:rPr>
-        <w:t xml:space="preserve"> </w:t>
-      </w:r>
-      <w:proofErr w:type="spellStart"/>
-      <w:r>
-        <w:rPr>
-          <w:rFonts w:cstheme="minorHAnsi"/>
-        </w:rPr>
-        <w:t>principiile</w:t>
-      </w:r>
-      <w:proofErr w:type="spellEnd"/>
-      <w:r>
-        <w:rPr>
-          <w:rFonts w:cstheme="minorHAnsi"/>
-        </w:rPr>
-        <w:t xml:space="preserve"> </w:t>
-      </w:r>
-      <w:proofErr w:type="spellStart"/>
-      <w:r>
-        <w:rPr>
-          <w:rFonts w:cstheme="minorHAnsi"/>
-        </w:rPr>
-        <w:t>programării</w:t>
-      </w:r>
-      <w:proofErr w:type="spellEnd"/>
-      <w:r>
-        <w:rPr>
-          <w:rFonts w:cstheme="minorHAnsi"/>
-        </w:rPr>
-        <w:t xml:space="preserve"> orientate pe </w:t>
-      </w:r>
-      <w:proofErr w:type="spellStart"/>
-      <w:r>
-        <w:rPr>
-          <w:rFonts w:cstheme="minorHAnsi"/>
-        </w:rPr>
-        <w:t>obiect</w:t>
-      </w:r>
-      <w:proofErr w:type="spellEnd"/>
-      <w:r>
-        <w:rPr>
-          <w:rFonts w:cstheme="minorHAnsi"/>
-        </w:rPr>
-        <w:t xml:space="preserve"> </w:t>
-      </w:r>
-      <w:proofErr w:type="spellStart"/>
-      <w:r>
-        <w:rPr>
-          <w:rFonts w:cstheme="minorHAnsi"/>
-        </w:rPr>
-        <w:t>și</w:t>
-      </w:r>
-      <w:proofErr w:type="spellEnd"/>
-      <w:r>
-        <w:rPr>
-          <w:rFonts w:cstheme="minorHAnsi"/>
-        </w:rPr>
-        <w:t xml:space="preserve"> o </w:t>
-      </w:r>
-      <w:proofErr w:type="spellStart"/>
-      <w:r>
-        <w:rPr>
-          <w:rFonts w:cstheme="minorHAnsi"/>
-        </w:rPr>
-        <w:t>arhitectură</w:t>
-      </w:r>
-      <w:proofErr w:type="spellEnd"/>
-      <w:r>
-        <w:rPr>
-          <w:rFonts w:cstheme="minorHAnsi"/>
-        </w:rPr>
-        <w:t xml:space="preserve"> </w:t>
-      </w:r>
-      <w:proofErr w:type="spellStart"/>
-      <w:r>
-        <w:rPr>
-          <w:rFonts w:cstheme="minorHAnsi"/>
-        </w:rPr>
-        <w:t>stratificată</w:t>
-      </w:r>
-      <w:proofErr w:type="spellEnd"/>
-      <w:r>
-        <w:rPr>
-          <w:rFonts w:cstheme="minorHAnsi"/>
-        </w:rPr>
-        <w:t xml:space="preserve">, care </w:t>
-      </w:r>
-      <w:proofErr w:type="spellStart"/>
-      <w:r>
-        <w:rPr>
-          <w:rFonts w:cstheme="minorHAnsi"/>
-        </w:rPr>
-        <w:t>separă</w:t>
-      </w:r>
-      <w:proofErr w:type="spellEnd"/>
-      <w:r>
-        <w:rPr>
-          <w:rFonts w:cstheme="minorHAnsi"/>
-        </w:rPr>
-        <w:t xml:space="preserve"> </w:t>
-      </w:r>
-      <w:proofErr w:type="spellStart"/>
-      <w:r>
-        <w:rPr>
-          <w:rFonts w:cstheme="minorHAnsi"/>
-        </w:rPr>
-        <w:t>clar</w:t>
-      </w:r>
-      <w:proofErr w:type="spellEnd"/>
-      <w:r>
-        <w:rPr>
-          <w:rFonts w:cstheme="minorHAnsi"/>
-        </w:rPr>
-        <w:t>:</w:t>
+      <w:r>
+        <w:rPr>
+          <w:rFonts w:cstheme="minorHAnsi"/>
+        </w:rPr>
+        <w:t>Soluția trebuie implementată respectând principiile programării orientate pe obiect și o arhitectură stratificată, care separă clar:</w:t>
       </w:r>
     </w:p>
     <w:p>
@@ -877,19 +135,11 @@
           <w:rFonts w:cstheme="minorHAnsi"/>
         </w:rPr>
       </w:pPr>
-      <w:proofErr w:type="spellStart"/>
-      <w:r>
-        <w:rPr>
-          <w:rFonts w:cstheme="minorHAnsi"/>
-        </w:rPr>
-        <w:t>modelul</w:t>
-      </w:r>
-      <w:proofErr w:type="spellEnd"/>
-      <w:r>
-        <w:rPr>
-          <w:rFonts w:cstheme="minorHAnsi"/>
-        </w:rPr>
-        <w:t xml:space="preserve"> de date,</w:t>
+      <w:r>
+        <w:rPr>
+          <w:rFonts w:cstheme="minorHAnsi"/>
+        </w:rPr>
+        <w:t>modelul de date,</w:t>
       </w:r>
     </w:p>
     <w:p>
@@ -909,19 +159,11 @@
           <w:rFonts w:cstheme="minorHAnsi"/>
         </w:rPr>
       </w:pPr>
-      <w:proofErr w:type="spellStart"/>
-      <w:r>
-        <w:rPr>
-          <w:rFonts w:cstheme="minorHAnsi"/>
-        </w:rPr>
-        <w:t>logica</w:t>
-      </w:r>
-      <w:proofErr w:type="spellEnd"/>
-      <w:r>
-        <w:rPr>
-          <w:rFonts w:cstheme="minorHAnsi"/>
-        </w:rPr>
-        <w:t xml:space="preserve"> de business,</w:t>
+      <w:r>
+        <w:rPr>
+          <w:rFonts w:cstheme="minorHAnsi"/>
+        </w:rPr>
+        <w:t>logica de business,</w:t>
       </w:r>
     </w:p>
     <w:p>
@@ -941,19 +183,17 @@
           <w:rFonts w:cstheme="minorHAnsi"/>
         </w:rPr>
       </w:pPr>
-      <w:proofErr w:type="spellStart"/>
-      <w:r>
-        <w:rPr>
-          <w:rFonts w:cstheme="minorHAnsi"/>
-        </w:rPr>
-        <w:t>accesul</w:t>
-      </w:r>
-      <w:proofErr w:type="spellEnd"/>
-      <w:r>
-        <w:rPr>
-          <w:rFonts w:cstheme="minorHAnsi"/>
-        </w:rPr>
-        <w:t xml:space="preserve"> la date,</w:t>
+      <w:r>
+        <w:rPr>
+          <w:rFonts w:cstheme="minorHAnsi"/>
+        </w:rPr>
+        <w:t>accesul la date,</w:t>
+      </w:r>
+      <w:r>
+        <w:rPr>
+          <w:rFonts w:cstheme="minorHAnsi"/>
+        </w:rPr>
+        <w:t>W</w:t>
       </w:r>
     </w:p>
     <w:p>
@@ -973,33 +213,11 @@
           <w:rFonts w:cstheme="minorHAnsi"/>
         </w:rPr>
       </w:pPr>
-      <w:proofErr w:type="spellStart"/>
-      <w:r>
-        <w:rPr>
-          <w:rFonts w:cstheme="minorHAnsi"/>
-        </w:rPr>
-        <w:t>interfața</w:t>
-      </w:r>
-      <w:proofErr w:type="spellEnd"/>
-      <w:r>
-        <w:rPr>
-          <w:rFonts w:cstheme="minorHAnsi"/>
-        </w:rPr>
-        <w:t xml:space="preserve"> cu </w:t>
-      </w:r>
-      <w:proofErr w:type="spellStart"/>
-      <w:r>
-        <w:rPr>
-          <w:rFonts w:cstheme="minorHAnsi"/>
-        </w:rPr>
-        <w:t>utilizatorul</w:t>
-      </w:r>
-      <w:proofErr w:type="spellEnd"/>
-      <w:r>
-        <w:rPr>
-          <w:rFonts w:cstheme="minorHAnsi"/>
-        </w:rPr>
-        <w:t>.</w:t>
+      <w:r>
+        <w:rPr>
+          <w:rFonts w:cstheme="minorHAnsi"/>
+        </w:rPr>
+        <w:t>interfața cu utilizatorul.</w:t>
       </w:r>
     </w:p>
     <w:p>
@@ -1029,28 +247,12 @@
           <w:rFonts w:cstheme="minorHAnsi"/>
         </w:rPr>
       </w:pPr>
-      <w:proofErr w:type="spellStart"/>
-      <w:r>
-        <w:rPr>
-          <w:rFonts w:cstheme="minorHAnsi"/>
-        </w:rPr>
-        <w:t>Cerințe</w:t>
-      </w:r>
-      <w:proofErr w:type="spellEnd"/>
-      <w:r>
-        <w:rPr>
-          <w:rFonts w:cstheme="minorHAnsi"/>
-        </w:rPr>
-        <w:t xml:space="preserve"> </w:t>
-      </w:r>
-      <w:proofErr w:type="spellStart"/>
-      <w:r>
-        <w:rPr>
-          <w:rFonts w:cstheme="minorHAnsi"/>
-        </w:rPr>
-        <w:t>funcționale</w:t>
-      </w:r>
-      <w:proofErr w:type="spellEnd"/>
+      <w:r>
+        <w:rPr>
+          <w:rFonts w:cstheme="minorHAnsi"/>
+        </w:rPr>
+        <w:t>Cerințe funcționale</w:t>
+      </w:r>
     </w:p>
     <w:p>
       <w:pPr>
@@ -1069,103 +271,11 @@
           <w:rFonts w:cstheme="minorHAnsi"/>
         </w:rPr>
       </w:pPr>
-      <w:proofErr w:type="spellStart"/>
-      <w:r>
-        <w:rPr>
-          <w:rFonts w:cstheme="minorHAnsi"/>
-        </w:rPr>
-        <w:t>Aplicația</w:t>
-      </w:r>
-      <w:proofErr w:type="spellEnd"/>
-      <w:r>
-        <w:rPr>
-          <w:rFonts w:cstheme="minorHAnsi"/>
-        </w:rPr>
-        <w:t xml:space="preserve"> </w:t>
-      </w:r>
-      <w:proofErr w:type="spellStart"/>
-      <w:r>
-        <w:rPr>
-          <w:rFonts w:cstheme="minorHAnsi"/>
-        </w:rPr>
-        <w:t>trebuie</w:t>
-      </w:r>
-      <w:proofErr w:type="spellEnd"/>
-      <w:r>
-        <w:rPr>
-          <w:rFonts w:cstheme="minorHAnsi"/>
-        </w:rPr>
-        <w:t xml:space="preserve"> </w:t>
-      </w:r>
-      <w:proofErr w:type="spellStart"/>
-      <w:r>
-        <w:rPr>
-          <w:rFonts w:cstheme="minorHAnsi"/>
-        </w:rPr>
-        <w:t>să</w:t>
-      </w:r>
-      <w:proofErr w:type="spellEnd"/>
-      <w:r>
-        <w:rPr>
-          <w:rFonts w:cstheme="minorHAnsi"/>
-        </w:rPr>
-        <w:t xml:space="preserve"> </w:t>
-      </w:r>
-      <w:proofErr w:type="spellStart"/>
-      <w:r>
-        <w:rPr>
-          <w:rFonts w:cstheme="minorHAnsi"/>
-        </w:rPr>
-        <w:t>permită</w:t>
-      </w:r>
-      <w:proofErr w:type="spellEnd"/>
-      <w:r>
-        <w:rPr>
-          <w:rFonts w:cstheme="minorHAnsi"/>
-        </w:rPr>
-        <w:t xml:space="preserve"> </w:t>
-      </w:r>
-      <w:proofErr w:type="spellStart"/>
-      <w:r>
-        <w:rPr>
-          <w:rFonts w:cstheme="minorHAnsi"/>
-        </w:rPr>
-        <w:t>gestionarea</w:t>
-      </w:r>
-      <w:proofErr w:type="spellEnd"/>
-      <w:r>
-        <w:rPr>
-          <w:rFonts w:cstheme="minorHAnsi"/>
-        </w:rPr>
-        <w:t xml:space="preserve"> </w:t>
-      </w:r>
-      <w:proofErr w:type="spellStart"/>
-      <w:r>
-        <w:rPr>
-          <w:rFonts w:cstheme="minorHAnsi"/>
-        </w:rPr>
-        <w:t>produselor</w:t>
-      </w:r>
-      <w:proofErr w:type="spellEnd"/>
-      <w:r>
-        <w:rPr>
-          <w:rFonts w:cstheme="minorHAnsi"/>
-        </w:rPr>
-        <w:t xml:space="preserve"> (</w:t>
-      </w:r>
-      <w:proofErr w:type="spellStart"/>
-      <w:r>
-        <w:rPr>
-          <w:rFonts w:cstheme="minorHAnsi"/>
-        </w:rPr>
-        <w:t>băuturi</w:t>
-      </w:r>
-      <w:proofErr w:type="spellEnd"/>
-      <w:r>
-        <w:rPr>
-          <w:rFonts w:cstheme="minorHAnsi"/>
-        </w:rPr>
-        <w:t>):</w:t>
+      <w:r>
+        <w:rPr>
+          <w:rFonts w:cstheme="minorHAnsi"/>
+        </w:rPr>
+        <w:t>Aplicația trebuie să permită gestionarea produselor (băuturi):</w:t>
       </w:r>
     </w:p>
     <w:p>
@@ -1185,33 +295,11 @@
           <w:rFonts w:cstheme="minorHAnsi"/>
         </w:rPr>
       </w:pPr>
-      <w:proofErr w:type="spellStart"/>
-      <w:r>
-        <w:rPr>
-          <w:rFonts w:cstheme="minorHAnsi"/>
-        </w:rPr>
-        <w:t>adăugare</w:t>
-      </w:r>
-      <w:proofErr w:type="spellEnd"/>
-      <w:r>
-        <w:rPr>
-          <w:rFonts w:cstheme="minorHAnsi"/>
-        </w:rPr>
-        <w:t xml:space="preserve"> </w:t>
-      </w:r>
-      <w:proofErr w:type="spellStart"/>
-      <w:r>
-        <w:rPr>
-          <w:rFonts w:cstheme="minorHAnsi"/>
-        </w:rPr>
-        <w:t>produs</w:t>
-      </w:r>
-      <w:proofErr w:type="spellEnd"/>
-      <w:r>
-        <w:rPr>
-          <w:rFonts w:cstheme="minorHAnsi"/>
-        </w:rPr>
-        <w:t xml:space="preserve"> nou;</w:t>
+      <w:r>
+        <w:rPr>
+          <w:rFonts w:cstheme="minorHAnsi"/>
+        </w:rPr>
+        <w:t>adăugare produs nou;</w:t>
       </w:r>
     </w:p>
     <w:p>
@@ -1231,33 +319,11 @@
           <w:rFonts w:cstheme="minorHAnsi"/>
         </w:rPr>
       </w:pPr>
-      <w:proofErr w:type="spellStart"/>
-      <w:r>
-        <w:rPr>
-          <w:rFonts w:cstheme="minorHAnsi"/>
-        </w:rPr>
-        <w:t>modificare</w:t>
-      </w:r>
-      <w:proofErr w:type="spellEnd"/>
-      <w:r>
-        <w:rPr>
-          <w:rFonts w:cstheme="minorHAnsi"/>
-        </w:rPr>
-        <w:t xml:space="preserve"> </w:t>
-      </w:r>
-      <w:proofErr w:type="spellStart"/>
-      <w:r>
-        <w:rPr>
-          <w:rFonts w:cstheme="minorHAnsi"/>
-        </w:rPr>
-        <w:t>produs</w:t>
-      </w:r>
-      <w:proofErr w:type="spellEnd"/>
-      <w:r>
-        <w:rPr>
-          <w:rFonts w:cstheme="minorHAnsi"/>
-        </w:rPr>
-        <w:t xml:space="preserve"> existent;</w:t>
+      <w:r>
+        <w:rPr>
+          <w:rFonts w:cstheme="minorHAnsi"/>
+        </w:rPr>
+        <w:t>modificare produs existent;</w:t>
       </w:r>
     </w:p>
     <w:p>
@@ -1277,33 +343,11 @@
           <w:rFonts w:cstheme="minorHAnsi"/>
         </w:rPr>
       </w:pPr>
-      <w:proofErr w:type="spellStart"/>
-      <w:r>
-        <w:rPr>
-          <w:rFonts w:cstheme="minorHAnsi"/>
-        </w:rPr>
-        <w:t>ștergere</w:t>
-      </w:r>
-      <w:proofErr w:type="spellEnd"/>
-      <w:r>
-        <w:rPr>
-          <w:rFonts w:cstheme="minorHAnsi"/>
-        </w:rPr>
-        <w:t xml:space="preserve"> </w:t>
-      </w:r>
-      <w:proofErr w:type="spellStart"/>
-      <w:r>
-        <w:rPr>
-          <w:rFonts w:cstheme="minorHAnsi"/>
-        </w:rPr>
-        <w:t>produs</w:t>
-      </w:r>
-      <w:proofErr w:type="spellEnd"/>
-      <w:r>
-        <w:rPr>
-          <w:rFonts w:cstheme="minorHAnsi"/>
-        </w:rPr>
-        <w:t>;</w:t>
+      <w:r>
+        <w:rPr>
+          <w:rFonts w:cstheme="minorHAnsi"/>
+        </w:rPr>
+        <w:t>ștergere produs;</w:t>
       </w:r>
     </w:p>
     <w:p>
@@ -1323,47 +367,11 @@
           <w:rFonts w:cstheme="minorHAnsi"/>
         </w:rPr>
       </w:pPr>
-      <w:proofErr w:type="spellStart"/>
-      <w:r>
-        <w:rPr>
-          <w:rFonts w:cstheme="minorHAnsi"/>
-        </w:rPr>
-        <w:t>afișare</w:t>
-      </w:r>
-      <w:proofErr w:type="spellEnd"/>
-      <w:r>
-        <w:rPr>
-          <w:rFonts w:cstheme="minorHAnsi"/>
-        </w:rPr>
-        <w:t xml:space="preserve"> </w:t>
-      </w:r>
-      <w:proofErr w:type="spellStart"/>
-      <w:r>
-        <w:rPr>
-          <w:rFonts w:cstheme="minorHAnsi"/>
-        </w:rPr>
-        <w:t>listă</w:t>
-      </w:r>
-      <w:proofErr w:type="spellEnd"/>
-      <w:r>
-        <w:rPr>
-          <w:rFonts w:cstheme="minorHAnsi"/>
-        </w:rPr>
-        <w:t xml:space="preserve"> </w:t>
-      </w:r>
-      <w:proofErr w:type="spellStart"/>
-      <w:r>
-        <w:rPr>
-          <w:rFonts w:cstheme="minorHAnsi"/>
-        </w:rPr>
-        <w:t>produse</w:t>
-      </w:r>
-      <w:proofErr w:type="spellEnd"/>
-      <w:r>
-        <w:rPr>
-          <w:rFonts w:cstheme="minorHAnsi"/>
-        </w:rPr>
-        <w:t>.</w:t>
+      <w:r>
+        <w:rPr>
+          <w:rFonts w:cstheme="minorHAnsi"/>
+        </w:rPr>
+        <w:t>afișare listă produse.</w:t>
       </w:r>
     </w:p>
     <w:p>
@@ -1383,131 +391,41 @@
           <w:rFonts w:cstheme="minorHAnsi"/>
         </w:rPr>
       </w:pPr>
-      <w:proofErr w:type="spellStart"/>
-      <w:r>
-        <w:rPr>
-          <w:rFonts w:cstheme="minorHAnsi"/>
-        </w:rPr>
-        <w:t>Fiecare</w:t>
-      </w:r>
-      <w:proofErr w:type="spellEnd"/>
-      <w:r>
-        <w:rPr>
-          <w:rFonts w:cstheme="minorHAnsi"/>
-        </w:rPr>
-        <w:t xml:space="preserve"> </w:t>
-      </w:r>
-      <w:proofErr w:type="spellStart"/>
-      <w:r>
-        <w:rPr>
-          <w:rFonts w:cstheme="minorHAnsi"/>
-        </w:rPr>
-        <w:t>produs</w:t>
-      </w:r>
-      <w:proofErr w:type="spellEnd"/>
-      <w:r>
-        <w:rPr>
-          <w:rFonts w:cstheme="minorHAnsi"/>
-        </w:rPr>
-        <w:t xml:space="preserve"> </w:t>
-      </w:r>
-      <w:proofErr w:type="spellStart"/>
-      <w:r>
-        <w:rPr>
-          <w:rFonts w:cstheme="minorHAnsi"/>
-        </w:rPr>
-        <w:t>trebuie</w:t>
-      </w:r>
-      <w:proofErr w:type="spellEnd"/>
-      <w:r>
-        <w:rPr>
-          <w:rFonts w:cstheme="minorHAnsi"/>
-        </w:rPr>
-        <w:t xml:space="preserve"> </w:t>
-      </w:r>
-      <w:proofErr w:type="spellStart"/>
-      <w:r>
-        <w:rPr>
-          <w:rFonts w:cstheme="minorHAnsi"/>
-        </w:rPr>
-        <w:t>să</w:t>
-      </w:r>
-      <w:proofErr w:type="spellEnd"/>
-      <w:r>
-        <w:rPr>
-          <w:rFonts w:cstheme="minorHAnsi"/>
-        </w:rPr>
-        <w:t xml:space="preserve"> </w:t>
-      </w:r>
-      <w:proofErr w:type="spellStart"/>
-      <w:r>
-        <w:rPr>
-          <w:rFonts w:cstheme="minorHAnsi"/>
-        </w:rPr>
-        <w:t>aparțină</w:t>
-      </w:r>
-      <w:proofErr w:type="spellEnd"/>
-      <w:r>
-        <w:rPr>
-          <w:rFonts w:cstheme="minorHAnsi"/>
-        </w:rPr>
-        <w:t xml:space="preserve"> </w:t>
-      </w:r>
-      <w:proofErr w:type="spellStart"/>
-      <w:r>
-        <w:rPr>
-          <w:rFonts w:cstheme="minorHAnsi"/>
-        </w:rPr>
-        <w:t>unui</w:t>
-      </w:r>
-      <w:proofErr w:type="spellEnd"/>
-      <w:r>
-        <w:rPr>
-          <w:rFonts w:cstheme="minorHAnsi"/>
-        </w:rPr>
-        <w:t xml:space="preserve"> tip </w:t>
-      </w:r>
-      <w:proofErr w:type="spellStart"/>
-      <w:r>
-        <w:rPr>
-          <w:rFonts w:cstheme="minorHAnsi"/>
-        </w:rPr>
-        <w:t>și</w:t>
-      </w:r>
-      <w:proofErr w:type="spellEnd"/>
-      <w:r>
-        <w:rPr>
-          <w:rFonts w:cstheme="minorHAnsi"/>
-        </w:rPr>
-        <w:t xml:space="preserve"> </w:t>
-      </w:r>
-      <w:proofErr w:type="spellStart"/>
-      <w:r>
-        <w:rPr>
-          <w:rFonts w:cstheme="minorHAnsi"/>
-        </w:rPr>
-        <w:t>unei</w:t>
-      </w:r>
-      <w:proofErr w:type="spellEnd"/>
-      <w:r>
-        <w:rPr>
-          <w:rFonts w:cstheme="minorHAnsi"/>
-        </w:rPr>
-        <w:t xml:space="preserve"> </w:t>
-      </w:r>
-      <w:proofErr w:type="spellStart"/>
-      <w:r>
-        <w:rPr>
-          <w:rFonts w:cstheme="minorHAnsi"/>
-        </w:rPr>
-        <w:t>categorii</w:t>
-      </w:r>
-      <w:proofErr w:type="spellEnd"/>
+      <w:r>
+        <w:rPr>
+          <w:rFonts w:cstheme="minorHAnsi"/>
+        </w:rPr>
+        <w:t>Fiecare produs trebuie să aparțină unui tip</w:t>
+      </w:r>
+      <w:r>
+        <w:rPr>
+          <w:rFonts w:cstheme="minorHAnsi"/>
+        </w:rPr>
+        <w:t xml:space="preserve"> care specifica mai detaliat caracteristicile produsului</w:t>
+      </w:r>
+      <w:r>
+        <w:rPr>
+          <w:rFonts w:cstheme="minorHAnsi"/>
+        </w:rPr>
+        <w:t xml:space="preserve"> și unei categorii</w:t>
+      </w:r>
+      <w:r>
+        <w:rPr>
+          <w:rFonts w:cstheme="minorHAnsi"/>
+        </w:rPr>
+        <w:t xml:space="preserve"> care specifica grupul general din care face parte, altfel programul arunca o eroare</w:t>
+      </w:r>
       <w:r>
         <w:rPr>
           <w:rFonts w:cstheme="minorHAnsi"/>
         </w:rPr>
         <w:t>.</w:t>
+      </w:r>
+      <w:r>
+        <w:rPr>
+          <w:rFonts w:cstheme="minorHAnsi"/>
+        </w:rPr>
+        <w:t xml:space="preserve"> Pe langa acestea produsul mai are si nume, pret.</w:t>
       </w:r>
     </w:p>
     <w:p>
@@ -1527,145 +445,35 @@
           <w:rFonts w:cstheme="minorHAnsi"/>
         </w:rPr>
       </w:pPr>
-      <w:proofErr w:type="spellStart"/>
-      <w:r>
-        <w:rPr>
-          <w:rFonts w:cstheme="minorHAnsi"/>
-        </w:rPr>
-        <w:t>Utilizatorul</w:t>
-      </w:r>
-      <w:proofErr w:type="spellEnd"/>
-      <w:r>
-        <w:rPr>
-          <w:rFonts w:cstheme="minorHAnsi"/>
-        </w:rPr>
-        <w:t xml:space="preserve"> </w:t>
-      </w:r>
-      <w:proofErr w:type="spellStart"/>
-      <w:r>
-        <w:rPr>
-          <w:rFonts w:cstheme="minorHAnsi"/>
-        </w:rPr>
-        <w:t>poate</w:t>
-      </w:r>
-      <w:proofErr w:type="spellEnd"/>
-      <w:r>
-        <w:rPr>
-          <w:rFonts w:cstheme="minorHAnsi"/>
-        </w:rPr>
-        <w:t xml:space="preserve"> </w:t>
-      </w:r>
-      <w:proofErr w:type="spellStart"/>
-      <w:r>
-        <w:rPr>
-          <w:rFonts w:cstheme="minorHAnsi"/>
-        </w:rPr>
-        <w:t>adăuga</w:t>
-      </w:r>
-      <w:proofErr w:type="spellEnd"/>
-      <w:r>
-        <w:rPr>
-          <w:rFonts w:cstheme="minorHAnsi"/>
-        </w:rPr>
-        <w:t xml:space="preserve">, </w:t>
-      </w:r>
-      <w:proofErr w:type="spellStart"/>
-      <w:r>
-        <w:rPr>
-          <w:rFonts w:cstheme="minorHAnsi"/>
-        </w:rPr>
-        <w:t>modifica</w:t>
-      </w:r>
-      <w:proofErr w:type="spellEnd"/>
-      <w:r>
-        <w:rPr>
-          <w:rFonts w:cstheme="minorHAnsi"/>
-        </w:rPr>
-        <w:t xml:space="preserve"> </w:t>
-      </w:r>
-      <w:proofErr w:type="spellStart"/>
-      <w:r>
-        <w:rPr>
-          <w:rFonts w:cstheme="minorHAnsi"/>
-        </w:rPr>
-        <w:t>și</w:t>
-      </w:r>
-      <w:proofErr w:type="spellEnd"/>
-      <w:r>
-        <w:rPr>
-          <w:rFonts w:cstheme="minorHAnsi"/>
-        </w:rPr>
-        <w:t xml:space="preserve"> </w:t>
-      </w:r>
-      <w:proofErr w:type="spellStart"/>
-      <w:r>
-        <w:rPr>
-          <w:rFonts w:cstheme="minorHAnsi"/>
-        </w:rPr>
-        <w:t>șterge</w:t>
-      </w:r>
-      <w:proofErr w:type="spellEnd"/>
-      <w:r>
-        <w:rPr>
-          <w:rFonts w:cstheme="minorHAnsi"/>
-        </w:rPr>
-        <w:t xml:space="preserve"> </w:t>
-      </w:r>
-      <w:proofErr w:type="spellStart"/>
-      <w:r>
-        <w:rPr>
-          <w:rFonts w:cstheme="minorHAnsi"/>
-        </w:rPr>
-        <w:t>tipuri</w:t>
-      </w:r>
-      <w:proofErr w:type="spellEnd"/>
-      <w:r>
-        <w:rPr>
-          <w:rFonts w:cstheme="minorHAnsi"/>
-        </w:rPr>
-        <w:t xml:space="preserve"> </w:t>
-      </w:r>
-      <w:proofErr w:type="spellStart"/>
-      <w:r>
-        <w:rPr>
-          <w:rFonts w:cstheme="minorHAnsi"/>
-        </w:rPr>
-        <w:t>și</w:t>
-      </w:r>
-      <w:proofErr w:type="spellEnd"/>
-      <w:r>
-        <w:rPr>
-          <w:rFonts w:cstheme="minorHAnsi"/>
-        </w:rPr>
-        <w:t xml:space="preserve"> </w:t>
-      </w:r>
-      <w:proofErr w:type="spellStart"/>
-      <w:r>
-        <w:rPr>
-          <w:rFonts w:cstheme="minorHAnsi"/>
-        </w:rPr>
-        <w:t>categorii</w:t>
-      </w:r>
-      <w:proofErr w:type="spellEnd"/>
-      <w:r>
-        <w:rPr>
-          <w:rFonts w:cstheme="minorHAnsi"/>
-        </w:rPr>
-        <w:t xml:space="preserve"> de </w:t>
-      </w:r>
-      <w:proofErr w:type="spellStart"/>
-      <w:r>
-        <w:rPr>
-          <w:rFonts w:cstheme="minorHAnsi"/>
-        </w:rPr>
-        <w:t>băuturi</w:t>
-      </w:r>
-      <w:proofErr w:type="spellEnd"/>
-      <w:r>
-        <w:rPr>
-          <w:rFonts w:cstheme="minorHAnsi"/>
-        </w:rPr>
-        <w:t>.</w:t>
+      <w:r>
+        <w:rPr>
+          <w:rFonts w:cstheme="minorHAnsi"/>
+        </w:rPr>
+        <w:t>Utilizatorul poate adăuga, modifica</w:t>
+      </w:r>
+      <w:r>
+        <w:rPr>
+          <w:rFonts w:cstheme="minorHAnsi"/>
+        </w:rPr>
+        <w:t>,</w:t>
+      </w:r>
+      <w:r>
+        <w:rPr>
+          <w:rFonts w:cstheme="minorHAnsi"/>
+        </w:rPr>
+        <w:t xml:space="preserve"> șterge</w:t>
+      </w:r>
+      <w:r>
+        <w:rPr>
+          <w:rFonts w:cstheme="minorHAnsi"/>
+        </w:rPr>
+        <w:t xml:space="preserve"> si filtra</w:t>
+      </w:r>
+      <w:r>
+        <w:rPr>
+          <w:rFonts w:cstheme="minorHAnsi"/>
+        </w:rPr>
+        <w:t xml:space="preserve"> tipuri și categorii de băuturi.</w:t>
       </w:r>
     </w:p>
     <w:p>
@@ -1685,117 +493,11 @@
           <w:rFonts w:cstheme="minorHAnsi"/>
         </w:rPr>
       </w:pPr>
-      <w:proofErr w:type="spellStart"/>
-      <w:r>
-        <w:rPr>
-          <w:rFonts w:cstheme="minorHAnsi"/>
-        </w:rPr>
-        <w:t>Aplicația</w:t>
-      </w:r>
-      <w:proofErr w:type="spellEnd"/>
-      <w:r>
-        <w:rPr>
-          <w:rFonts w:cstheme="minorHAnsi"/>
-        </w:rPr>
-        <w:t xml:space="preserve"> </w:t>
-      </w:r>
-      <w:proofErr w:type="spellStart"/>
-      <w:r>
-        <w:rPr>
-          <w:rFonts w:cstheme="minorHAnsi"/>
-        </w:rPr>
-        <w:t>trebuie</w:t>
-      </w:r>
-      <w:proofErr w:type="spellEnd"/>
-      <w:r>
-        <w:rPr>
-          <w:rFonts w:cstheme="minorHAnsi"/>
-        </w:rPr>
-        <w:t xml:space="preserve"> </w:t>
-      </w:r>
-      <w:proofErr w:type="spellStart"/>
-      <w:r>
-        <w:rPr>
-          <w:rFonts w:cstheme="minorHAnsi"/>
-        </w:rPr>
-        <w:t>să</w:t>
-      </w:r>
-      <w:proofErr w:type="spellEnd"/>
-      <w:r>
-        <w:rPr>
-          <w:rFonts w:cstheme="minorHAnsi"/>
-        </w:rPr>
-        <w:t xml:space="preserve"> </w:t>
-      </w:r>
-      <w:proofErr w:type="spellStart"/>
-      <w:r>
-        <w:rPr>
-          <w:rFonts w:cstheme="minorHAnsi"/>
-        </w:rPr>
-        <w:t>permită</w:t>
-      </w:r>
-      <w:proofErr w:type="spellEnd"/>
-      <w:r>
-        <w:rPr>
-          <w:rFonts w:cstheme="minorHAnsi"/>
-        </w:rPr>
-        <w:t xml:space="preserve"> </w:t>
-      </w:r>
-      <w:proofErr w:type="spellStart"/>
-      <w:r>
-        <w:rPr>
-          <w:rFonts w:cstheme="minorHAnsi"/>
-        </w:rPr>
-        <w:t>definirea</w:t>
-      </w:r>
-      <w:proofErr w:type="spellEnd"/>
-      <w:r>
-        <w:rPr>
-          <w:rFonts w:cstheme="minorHAnsi"/>
-        </w:rPr>
-        <w:t xml:space="preserve"> </w:t>
-      </w:r>
-      <w:proofErr w:type="spellStart"/>
-      <w:r>
-        <w:rPr>
-          <w:rFonts w:cstheme="minorHAnsi"/>
-        </w:rPr>
-        <w:t>rețetelor</w:t>
-      </w:r>
-      <w:proofErr w:type="spellEnd"/>
-      <w:r>
-        <w:rPr>
-          <w:rFonts w:cstheme="minorHAnsi"/>
-        </w:rPr>
-        <w:t xml:space="preserve"> </w:t>
-      </w:r>
-      <w:proofErr w:type="spellStart"/>
-      <w:r>
-        <w:rPr>
-          <w:rFonts w:cstheme="minorHAnsi"/>
-        </w:rPr>
-        <w:t>pentru</w:t>
-      </w:r>
-      <w:proofErr w:type="spellEnd"/>
-      <w:r>
-        <w:rPr>
-          <w:rFonts w:cstheme="minorHAnsi"/>
-        </w:rPr>
-        <w:t xml:space="preserve"> </w:t>
-      </w:r>
-      <w:proofErr w:type="spellStart"/>
-      <w:r>
-        <w:rPr>
-          <w:rFonts w:cstheme="minorHAnsi"/>
-        </w:rPr>
-        <w:t>produse</w:t>
-      </w:r>
-      <w:proofErr w:type="spellEnd"/>
-      <w:r>
-        <w:rPr>
-          <w:rFonts w:cstheme="minorHAnsi"/>
-        </w:rPr>
-        <w:t>:</w:t>
+      <w:r>
+        <w:rPr>
+          <w:rFonts w:cstheme="minorHAnsi"/>
+        </w:rPr>
+        <w:t>Aplicația trebuie să permită definirea rețetelor pentru produse:</w:t>
       </w:r>
     </w:p>
     <w:p>
@@ -1815,103 +517,11 @@
           <w:rFonts w:cstheme="minorHAnsi"/>
         </w:rPr>
       </w:pPr>
-      <w:proofErr w:type="spellStart"/>
-      <w:r>
-        <w:rPr>
-          <w:rFonts w:cstheme="minorHAnsi"/>
-        </w:rPr>
-        <w:t>fiecare</w:t>
-      </w:r>
-      <w:proofErr w:type="spellEnd"/>
-      <w:r>
-        <w:rPr>
-          <w:rFonts w:cstheme="minorHAnsi"/>
-        </w:rPr>
-        <w:t xml:space="preserve"> </w:t>
-      </w:r>
-      <w:proofErr w:type="spellStart"/>
-      <w:r>
-        <w:rPr>
-          <w:rFonts w:cstheme="minorHAnsi"/>
-        </w:rPr>
-        <w:t>rețetă</w:t>
-      </w:r>
-      <w:proofErr w:type="spellEnd"/>
-      <w:r>
-        <w:rPr>
-          <w:rFonts w:cstheme="minorHAnsi"/>
-        </w:rPr>
-        <w:t xml:space="preserve"> </w:t>
-      </w:r>
-      <w:proofErr w:type="spellStart"/>
-      <w:r>
-        <w:rPr>
-          <w:rFonts w:cstheme="minorHAnsi"/>
-        </w:rPr>
-        <w:t>este</w:t>
-      </w:r>
-      <w:proofErr w:type="spellEnd"/>
-      <w:r>
-        <w:rPr>
-          <w:rFonts w:cstheme="minorHAnsi"/>
-        </w:rPr>
-        <w:t xml:space="preserve"> </w:t>
-      </w:r>
-      <w:proofErr w:type="spellStart"/>
-      <w:r>
-        <w:rPr>
-          <w:rFonts w:cstheme="minorHAnsi"/>
-        </w:rPr>
-        <w:t>compusă</w:t>
-      </w:r>
-      <w:proofErr w:type="spellEnd"/>
-      <w:r>
-        <w:rPr>
-          <w:rFonts w:cstheme="minorHAnsi"/>
-        </w:rPr>
-        <w:t xml:space="preserve"> din </w:t>
-      </w:r>
-      <w:proofErr w:type="spellStart"/>
-      <w:r>
-        <w:rPr>
-          <w:rFonts w:cstheme="minorHAnsi"/>
-        </w:rPr>
-        <w:t>mai</w:t>
-      </w:r>
-      <w:proofErr w:type="spellEnd"/>
-      <w:r>
-        <w:rPr>
-          <w:rFonts w:cstheme="minorHAnsi"/>
-        </w:rPr>
-        <w:t xml:space="preserve"> </w:t>
-      </w:r>
-      <w:proofErr w:type="spellStart"/>
-      <w:r>
-        <w:rPr>
-          <w:rFonts w:cstheme="minorHAnsi"/>
-        </w:rPr>
-        <w:t>multe</w:t>
-      </w:r>
-      <w:proofErr w:type="spellEnd"/>
-      <w:r>
-        <w:rPr>
-          <w:rFonts w:cstheme="minorHAnsi"/>
-        </w:rPr>
-        <w:t xml:space="preserve"> </w:t>
-      </w:r>
-      <w:proofErr w:type="spellStart"/>
-      <w:r>
-        <w:rPr>
-          <w:rFonts w:cstheme="minorHAnsi"/>
-        </w:rPr>
-        <w:t>ingrediente</w:t>
-      </w:r>
-      <w:proofErr w:type="spellEnd"/>
-      <w:r>
-        <w:rPr>
-          <w:rFonts w:cstheme="minorHAnsi"/>
-        </w:rPr>
-        <w:t>;</w:t>
+      <w:r>
+        <w:rPr>
+          <w:rFonts w:cstheme="minorHAnsi"/>
+        </w:rPr>
+        <w:t>fiecare rețetă este compusă din mai multe ingrediente;</w:t>
       </w:r>
     </w:p>
     <w:p>
@@ -1931,61 +541,11 @@
           <w:rFonts w:cstheme="minorHAnsi"/>
         </w:rPr>
       </w:pPr>
-      <w:proofErr w:type="spellStart"/>
-      <w:r>
-        <w:rPr>
-          <w:rFonts w:cstheme="minorHAnsi"/>
-        </w:rPr>
-        <w:t>pentru</w:t>
-      </w:r>
-      <w:proofErr w:type="spellEnd"/>
-      <w:r>
-        <w:rPr>
-          <w:rFonts w:cstheme="minorHAnsi"/>
-        </w:rPr>
-        <w:t xml:space="preserve"> </w:t>
-      </w:r>
-      <w:proofErr w:type="spellStart"/>
-      <w:r>
-        <w:rPr>
-          <w:rFonts w:cstheme="minorHAnsi"/>
-        </w:rPr>
-        <w:t>fiecare</w:t>
-      </w:r>
-      <w:proofErr w:type="spellEnd"/>
-      <w:r>
-        <w:rPr>
-          <w:rFonts w:cstheme="minorHAnsi"/>
-        </w:rPr>
-        <w:t xml:space="preserve"> ingredient se </w:t>
-      </w:r>
-      <w:proofErr w:type="spellStart"/>
-      <w:r>
-        <w:rPr>
-          <w:rFonts w:cstheme="minorHAnsi"/>
-        </w:rPr>
-        <w:t>specifică</w:t>
-      </w:r>
-      <w:proofErr w:type="spellEnd"/>
-      <w:r>
-        <w:rPr>
-          <w:rFonts w:cstheme="minorHAnsi"/>
-        </w:rPr>
-        <w:t xml:space="preserve"> o </w:t>
-      </w:r>
-      <w:proofErr w:type="spellStart"/>
-      <w:r>
-        <w:rPr>
-          <w:rFonts w:cstheme="minorHAnsi"/>
-        </w:rPr>
-        <w:t>cantitate</w:t>
-      </w:r>
-      <w:proofErr w:type="spellEnd"/>
-      <w:r>
-        <w:rPr>
-          <w:rFonts w:cstheme="minorHAnsi"/>
-        </w:rPr>
-        <w:t>.</w:t>
+      <w:r>
+        <w:rPr>
+          <w:rFonts w:cstheme="minorHAnsi"/>
+        </w:rPr>
+        <w:t>pentru fiecare ingredient se specifică o cantitate.</w:t>
       </w:r>
     </w:p>
     <w:p>
@@ -2005,89 +565,11 @@
           <w:rFonts w:cstheme="minorHAnsi"/>
         </w:rPr>
       </w:pPr>
-      <w:proofErr w:type="spellStart"/>
-      <w:r>
-        <w:rPr>
-          <w:rFonts w:cstheme="minorHAnsi"/>
-        </w:rPr>
-        <w:t>Aplicația</w:t>
-      </w:r>
-      <w:proofErr w:type="spellEnd"/>
-      <w:r>
-        <w:rPr>
-          <w:rFonts w:cstheme="minorHAnsi"/>
-        </w:rPr>
-        <w:t xml:space="preserve"> </w:t>
-      </w:r>
-      <w:proofErr w:type="spellStart"/>
-      <w:r>
-        <w:rPr>
-          <w:rFonts w:cstheme="minorHAnsi"/>
-        </w:rPr>
-        <w:t>trebuie</w:t>
-      </w:r>
-      <w:proofErr w:type="spellEnd"/>
-      <w:r>
-        <w:rPr>
-          <w:rFonts w:cstheme="minorHAnsi"/>
-        </w:rPr>
-        <w:t xml:space="preserve"> </w:t>
-      </w:r>
-      <w:proofErr w:type="spellStart"/>
-      <w:r>
-        <w:rPr>
-          <w:rFonts w:cstheme="minorHAnsi"/>
-        </w:rPr>
-        <w:t>să</w:t>
-      </w:r>
-      <w:proofErr w:type="spellEnd"/>
-      <w:r>
-        <w:rPr>
-          <w:rFonts w:cstheme="minorHAnsi"/>
-        </w:rPr>
-        <w:t xml:space="preserve"> </w:t>
-      </w:r>
-      <w:proofErr w:type="spellStart"/>
-      <w:r>
-        <w:rPr>
-          <w:rFonts w:cstheme="minorHAnsi"/>
-        </w:rPr>
-        <w:t>gestioneze</w:t>
-      </w:r>
-      <w:proofErr w:type="spellEnd"/>
-      <w:r>
-        <w:rPr>
-          <w:rFonts w:cstheme="minorHAnsi"/>
-        </w:rPr>
-        <w:t xml:space="preserve"> </w:t>
-      </w:r>
-      <w:proofErr w:type="spellStart"/>
-      <w:r>
-        <w:rPr>
-          <w:rFonts w:cstheme="minorHAnsi"/>
-        </w:rPr>
-        <w:t>stocurile</w:t>
-      </w:r>
-      <w:proofErr w:type="spellEnd"/>
-      <w:r>
-        <w:rPr>
-          <w:rFonts w:cstheme="minorHAnsi"/>
-        </w:rPr>
-        <w:t xml:space="preserve"> de </w:t>
-      </w:r>
-      <w:proofErr w:type="spellStart"/>
-      <w:r>
-        <w:rPr>
-          <w:rFonts w:cstheme="minorHAnsi"/>
-        </w:rPr>
-        <w:t>ingrediente</w:t>
-      </w:r>
-      <w:proofErr w:type="spellEnd"/>
-      <w:r>
-        <w:rPr>
-          <w:rFonts w:cstheme="minorHAnsi"/>
-        </w:rPr>
-        <w:t>:</w:t>
+      <w:r>
+        <w:rPr>
+          <w:rFonts w:cstheme="minorHAnsi"/>
+        </w:rPr>
+        <w:t>Aplicația trebuie să gestioneze stocurile de ingrediente:</w:t>
       </w:r>
     </w:p>
     <w:p>
@@ -2107,47 +589,11 @@
           <w:rFonts w:cstheme="minorHAnsi"/>
         </w:rPr>
       </w:pPr>
-      <w:proofErr w:type="spellStart"/>
-      <w:r>
-        <w:rPr>
-          <w:rFonts w:cstheme="minorHAnsi"/>
-        </w:rPr>
-        <w:t>afișarea</w:t>
-      </w:r>
-      <w:proofErr w:type="spellEnd"/>
-      <w:r>
-        <w:rPr>
-          <w:rFonts w:cstheme="minorHAnsi"/>
-        </w:rPr>
-        <w:t xml:space="preserve"> </w:t>
-      </w:r>
-      <w:proofErr w:type="spellStart"/>
-      <w:r>
-        <w:rPr>
-          <w:rFonts w:cstheme="minorHAnsi"/>
-        </w:rPr>
-        <w:t>cantității</w:t>
-      </w:r>
-      <w:proofErr w:type="spellEnd"/>
-      <w:r>
-        <w:rPr>
-          <w:rFonts w:cstheme="minorHAnsi"/>
-        </w:rPr>
-        <w:t xml:space="preserve"> </w:t>
-      </w:r>
-      <w:proofErr w:type="spellStart"/>
-      <w:r>
-        <w:rPr>
-          <w:rFonts w:cstheme="minorHAnsi"/>
-        </w:rPr>
-        <w:t>disponibile</w:t>
-      </w:r>
-      <w:proofErr w:type="spellEnd"/>
-      <w:r>
-        <w:rPr>
-          <w:rFonts w:cstheme="minorHAnsi"/>
-        </w:rPr>
-        <w:t>;</w:t>
+      <w:r>
+        <w:rPr>
+          <w:rFonts w:cstheme="minorHAnsi"/>
+        </w:rPr>
+        <w:t>afișarea cantității disponibile;</w:t>
       </w:r>
     </w:p>
     <w:p>
@@ -2167,75 +613,35 @@
           <w:rFonts w:cstheme="minorHAnsi"/>
         </w:rPr>
       </w:pPr>
-      <w:proofErr w:type="spellStart"/>
-      <w:r>
-        <w:rPr>
-          <w:rFonts w:cstheme="minorHAnsi"/>
-        </w:rPr>
-        <w:t>actualizarea</w:t>
-      </w:r>
-      <w:proofErr w:type="spellEnd"/>
-      <w:r>
-        <w:rPr>
-          <w:rFonts w:cstheme="minorHAnsi"/>
-        </w:rPr>
-        <w:t xml:space="preserve"> </w:t>
-      </w:r>
-      <w:proofErr w:type="spellStart"/>
-      <w:r>
-        <w:rPr>
-          <w:rFonts w:cstheme="minorHAnsi"/>
-        </w:rPr>
-        <w:t>stocului</w:t>
-      </w:r>
-      <w:proofErr w:type="spellEnd"/>
-      <w:r>
-        <w:rPr>
-          <w:rFonts w:cstheme="minorHAnsi"/>
-        </w:rPr>
-        <w:t xml:space="preserve"> </w:t>
-      </w:r>
-      <w:proofErr w:type="spellStart"/>
-      <w:r>
-        <w:rPr>
-          <w:rFonts w:cstheme="minorHAnsi"/>
-        </w:rPr>
-        <w:t>în</w:t>
-      </w:r>
-      <w:proofErr w:type="spellEnd"/>
-      <w:r>
-        <w:rPr>
-          <w:rFonts w:cstheme="minorHAnsi"/>
-        </w:rPr>
-        <w:t xml:space="preserve"> </w:t>
-      </w:r>
-      <w:proofErr w:type="spellStart"/>
-      <w:r>
-        <w:rPr>
-          <w:rFonts w:cstheme="minorHAnsi"/>
-        </w:rPr>
-        <w:t>urma</w:t>
-      </w:r>
-      <w:proofErr w:type="spellEnd"/>
-      <w:r>
-        <w:rPr>
-          <w:rFonts w:cstheme="minorHAnsi"/>
-        </w:rPr>
-        <w:t xml:space="preserve"> </w:t>
-      </w:r>
-      <w:proofErr w:type="spellStart"/>
-      <w:r>
-        <w:rPr>
-          <w:rFonts w:cstheme="minorHAnsi"/>
-        </w:rPr>
-        <w:t>comenzilor</w:t>
-      </w:r>
-      <w:proofErr w:type="spellEnd"/>
-      <w:r>
-        <w:rPr>
-          <w:rFonts w:cstheme="minorHAnsi"/>
-        </w:rPr>
-        <w:t>.</w:t>
+      <w:r>
+        <w:rPr>
+          <w:rFonts w:cstheme="minorHAnsi"/>
+        </w:rPr>
+        <w:t>actualizarea stocului în urma comenzilor.</w:t>
+      </w:r>
+    </w:p>
+    <w:p>
+      <w:pPr>
+        <w:widowControl w:val="0"/>
+        <w:numPr>
+          <w:ilvl w:val="1"/>
+          <w:numId w:val="22"/>
+        </w:numPr>
+        <w:autoSpaceDE w:val="0"/>
+        <w:autoSpaceDN w:val="0"/>
+        <w:adjustRightInd w:val="0"/>
+        <w:spacing w:after="0" w:line="240" w:lineRule="auto"/>
+        <w:ind w:right="75"/>
+        <w:jc w:val="both"/>
+        <w:rPr>
+          <w:rFonts w:cstheme="minorHAnsi"/>
+        </w:rPr>
+      </w:pPr>
+      <w:r>
+        <w:rPr>
+          <w:rFonts w:cstheme="minorHAnsi"/>
+        </w:rPr>
+        <w:t>Daca stocurile de ingredient sunt insuficiente este afisata o eroare</w:t>
       </w:r>
     </w:p>
     <w:p>
@@ -2255,89 +661,11 @@
           <w:rFonts w:cstheme="minorHAnsi"/>
         </w:rPr>
       </w:pPr>
-      <w:proofErr w:type="spellStart"/>
-      <w:r>
-        <w:rPr>
-          <w:rFonts w:cstheme="minorHAnsi"/>
-        </w:rPr>
-        <w:t>Aplicația</w:t>
-      </w:r>
-      <w:proofErr w:type="spellEnd"/>
-      <w:r>
-        <w:rPr>
-          <w:rFonts w:cstheme="minorHAnsi"/>
-        </w:rPr>
-        <w:t xml:space="preserve"> </w:t>
-      </w:r>
-      <w:proofErr w:type="spellStart"/>
-      <w:r>
-        <w:rPr>
-          <w:rFonts w:cstheme="minorHAnsi"/>
-        </w:rPr>
-        <w:t>trebuie</w:t>
-      </w:r>
-      <w:proofErr w:type="spellEnd"/>
-      <w:r>
-        <w:rPr>
-          <w:rFonts w:cstheme="minorHAnsi"/>
-        </w:rPr>
-        <w:t xml:space="preserve"> </w:t>
-      </w:r>
-      <w:proofErr w:type="spellStart"/>
-      <w:r>
-        <w:rPr>
-          <w:rFonts w:cstheme="minorHAnsi"/>
-        </w:rPr>
-        <w:t>să</w:t>
-      </w:r>
-      <w:proofErr w:type="spellEnd"/>
-      <w:r>
-        <w:rPr>
-          <w:rFonts w:cstheme="minorHAnsi"/>
-        </w:rPr>
-        <w:t xml:space="preserve"> </w:t>
-      </w:r>
-      <w:proofErr w:type="spellStart"/>
-      <w:r>
-        <w:rPr>
-          <w:rFonts w:cstheme="minorHAnsi"/>
-        </w:rPr>
-        <w:t>permită</w:t>
-      </w:r>
-      <w:proofErr w:type="spellEnd"/>
-      <w:r>
-        <w:rPr>
-          <w:rFonts w:cstheme="minorHAnsi"/>
-        </w:rPr>
-        <w:t xml:space="preserve"> </w:t>
-      </w:r>
-      <w:proofErr w:type="spellStart"/>
-      <w:r>
-        <w:rPr>
-          <w:rFonts w:cstheme="minorHAnsi"/>
-        </w:rPr>
-        <w:t>crearea</w:t>
-      </w:r>
-      <w:proofErr w:type="spellEnd"/>
-      <w:r>
-        <w:rPr>
-          <w:rFonts w:cstheme="minorHAnsi"/>
-        </w:rPr>
-        <w:t xml:space="preserve"> </w:t>
-      </w:r>
-      <w:proofErr w:type="spellStart"/>
-      <w:r>
-        <w:rPr>
-          <w:rFonts w:cstheme="minorHAnsi"/>
-        </w:rPr>
-        <w:t>comenzilor</w:t>
-      </w:r>
-      <w:proofErr w:type="spellEnd"/>
-      <w:r>
-        <w:rPr>
-          <w:rFonts w:cstheme="minorHAnsi"/>
-        </w:rPr>
-        <w:t>:</w:t>
+      <w:r>
+        <w:rPr>
+          <w:rFonts w:cstheme="minorHAnsi"/>
+        </w:rPr>
+        <w:t>Aplicația trebuie să permită crearea comenzilor:</w:t>
       </w:r>
     </w:p>
     <w:p>
@@ -2361,105 +689,7 @@
         <w:rPr>
           <w:rFonts w:cstheme="minorHAnsi"/>
         </w:rPr>
-        <w:t xml:space="preserve">o </w:t>
-      </w:r>
-      <w:proofErr w:type="spellStart"/>
-      <w:r>
-        <w:rPr>
-          <w:rFonts w:cstheme="minorHAnsi"/>
-        </w:rPr>
-        <w:t>comandă</w:t>
-      </w:r>
-      <w:proofErr w:type="spellEnd"/>
-      <w:r>
-        <w:rPr>
-          <w:rFonts w:cstheme="minorHAnsi"/>
-        </w:rPr>
-        <w:t xml:space="preserve"> </w:t>
-      </w:r>
-      <w:proofErr w:type="spellStart"/>
-      <w:r>
-        <w:rPr>
-          <w:rFonts w:cstheme="minorHAnsi"/>
-        </w:rPr>
-        <w:t>conține</w:t>
-      </w:r>
-      <w:proofErr w:type="spellEnd"/>
-      <w:r>
-        <w:rPr>
-          <w:rFonts w:cstheme="minorHAnsi"/>
-        </w:rPr>
-        <w:t xml:space="preserve"> </w:t>
-      </w:r>
-      <w:proofErr w:type="spellStart"/>
-      <w:r>
-        <w:rPr>
-          <w:rFonts w:cstheme="minorHAnsi"/>
-        </w:rPr>
-        <w:t>unul</w:t>
-      </w:r>
-      <w:proofErr w:type="spellEnd"/>
-      <w:r>
-        <w:rPr>
-          <w:rFonts w:cstheme="minorHAnsi"/>
-        </w:rPr>
-        <w:t xml:space="preserve"> </w:t>
-      </w:r>
-      <w:proofErr w:type="spellStart"/>
-      <w:r>
-        <w:rPr>
-          <w:rFonts w:cstheme="minorHAnsi"/>
-        </w:rPr>
-        <w:t>sau</w:t>
-      </w:r>
-      <w:proofErr w:type="spellEnd"/>
-      <w:r>
-        <w:rPr>
-          <w:rFonts w:cstheme="minorHAnsi"/>
-        </w:rPr>
-        <w:t xml:space="preserve"> </w:t>
-      </w:r>
-      <w:proofErr w:type="spellStart"/>
-      <w:r>
-        <w:rPr>
-          <w:rFonts w:cstheme="minorHAnsi"/>
-        </w:rPr>
-        <w:t>mai</w:t>
-      </w:r>
-      <w:proofErr w:type="spellEnd"/>
-      <w:r>
-        <w:rPr>
-          <w:rFonts w:cstheme="minorHAnsi"/>
-        </w:rPr>
-        <w:t xml:space="preserve"> </w:t>
-      </w:r>
-      <w:proofErr w:type="spellStart"/>
-      <w:r>
-        <w:rPr>
-          <w:rFonts w:cstheme="minorHAnsi"/>
-        </w:rPr>
-        <w:t>multe</w:t>
-      </w:r>
-      <w:proofErr w:type="spellEnd"/>
-      <w:r>
-        <w:rPr>
-          <w:rFonts w:cstheme="minorHAnsi"/>
-        </w:rPr>
-        <w:t xml:space="preserve"> </w:t>
-      </w:r>
-      <w:proofErr w:type="spellStart"/>
-      <w:r>
-        <w:rPr>
-          <w:rFonts w:cstheme="minorHAnsi"/>
-        </w:rPr>
-        <w:t>produse</w:t>
-      </w:r>
-      <w:proofErr w:type="spellEnd"/>
-      <w:r>
-        <w:rPr>
-          <w:rFonts w:cstheme="minorHAnsi"/>
-        </w:rPr>
-        <w:t>;</w:t>
+        <w:t>o comandă conține unul sau mai multe produse;</w:t>
       </w:r>
     </w:p>
     <w:p>
@@ -2479,61 +709,35 @@
           <w:rFonts w:cstheme="minorHAnsi"/>
         </w:rPr>
       </w:pPr>
-      <w:proofErr w:type="spellStart"/>
-      <w:r>
-        <w:rPr>
-          <w:rFonts w:cstheme="minorHAnsi"/>
-        </w:rPr>
-        <w:t>fiecare</w:t>
-      </w:r>
-      <w:proofErr w:type="spellEnd"/>
-      <w:r>
-        <w:rPr>
-          <w:rFonts w:cstheme="minorHAnsi"/>
-        </w:rPr>
-        <w:t xml:space="preserve"> </w:t>
-      </w:r>
-      <w:proofErr w:type="spellStart"/>
-      <w:r>
-        <w:rPr>
-          <w:rFonts w:cstheme="minorHAnsi"/>
-        </w:rPr>
-        <w:t>produs</w:t>
-      </w:r>
-      <w:proofErr w:type="spellEnd"/>
-      <w:r>
-        <w:rPr>
-          <w:rFonts w:cstheme="minorHAnsi"/>
-        </w:rPr>
-        <w:t xml:space="preserve"> are </w:t>
-      </w:r>
-      <w:proofErr w:type="spellStart"/>
-      <w:r>
-        <w:rPr>
-          <w:rFonts w:cstheme="minorHAnsi"/>
-        </w:rPr>
-        <w:t>asociată</w:t>
-      </w:r>
-      <w:proofErr w:type="spellEnd"/>
-      <w:r>
-        <w:rPr>
-          <w:rFonts w:cstheme="minorHAnsi"/>
-        </w:rPr>
-        <w:t xml:space="preserve"> o </w:t>
-      </w:r>
-      <w:proofErr w:type="spellStart"/>
-      <w:r>
-        <w:rPr>
-          <w:rFonts w:cstheme="minorHAnsi"/>
-        </w:rPr>
-        <w:t>cantitate</w:t>
-      </w:r>
-      <w:proofErr w:type="spellEnd"/>
-      <w:r>
-        <w:rPr>
-          <w:rFonts w:cstheme="minorHAnsi"/>
-        </w:rPr>
-        <w:t>.</w:t>
+      <w:r>
+        <w:rPr>
+          <w:rFonts w:cstheme="minorHAnsi"/>
+        </w:rPr>
+        <w:t>fiecare produs are asociată o cantitate.</w:t>
+      </w:r>
+    </w:p>
+    <w:p>
+      <w:pPr>
+        <w:widowControl w:val="0"/>
+        <w:numPr>
+          <w:ilvl w:val="1"/>
+          <w:numId w:val="22"/>
+        </w:numPr>
+        <w:autoSpaceDE w:val="0"/>
+        <w:autoSpaceDN w:val="0"/>
+        <w:adjustRightInd w:val="0"/>
+        <w:spacing w:after="0" w:line="240" w:lineRule="auto"/>
+        <w:ind w:right="75"/>
+        <w:jc w:val="both"/>
+        <w:rPr>
+          <w:rFonts w:cstheme="minorHAnsi"/>
+        </w:rPr>
+      </w:pPr>
+      <w:r>
+        <w:rPr>
+          <w:rFonts w:cstheme="minorHAnsi"/>
+        </w:rPr>
+        <w:t>Fiecare comanda are un total.</w:t>
       </w:r>
     </w:p>
     <w:p>
@@ -2553,145 +757,23 @@
           <w:rFonts w:cstheme="minorHAnsi"/>
         </w:rPr>
       </w:pPr>
-      <w:proofErr w:type="spellStart"/>
-      <w:r>
-        <w:rPr>
-          <w:rFonts w:cstheme="minorHAnsi"/>
-        </w:rPr>
-        <w:t>Aplicația</w:t>
-      </w:r>
-      <w:proofErr w:type="spellEnd"/>
-      <w:r>
-        <w:rPr>
-          <w:rFonts w:cstheme="minorHAnsi"/>
-        </w:rPr>
-        <w:t xml:space="preserve"> </w:t>
-      </w:r>
-      <w:proofErr w:type="spellStart"/>
-      <w:r>
-        <w:rPr>
-          <w:rFonts w:cstheme="minorHAnsi"/>
-        </w:rPr>
-        <w:t>trebuie</w:t>
-      </w:r>
-      <w:proofErr w:type="spellEnd"/>
-      <w:r>
-        <w:rPr>
-          <w:rFonts w:cstheme="minorHAnsi"/>
-        </w:rPr>
-        <w:t xml:space="preserve"> </w:t>
-      </w:r>
-      <w:proofErr w:type="spellStart"/>
-      <w:r>
-        <w:rPr>
-          <w:rFonts w:cstheme="minorHAnsi"/>
-        </w:rPr>
-        <w:t>să</w:t>
-      </w:r>
-      <w:proofErr w:type="spellEnd"/>
-      <w:r>
-        <w:rPr>
-          <w:rFonts w:cstheme="minorHAnsi"/>
-        </w:rPr>
-        <w:t xml:space="preserve"> </w:t>
-      </w:r>
-      <w:proofErr w:type="spellStart"/>
-      <w:r>
-        <w:rPr>
-          <w:rFonts w:cstheme="minorHAnsi"/>
-        </w:rPr>
-        <w:t>calculeze</w:t>
-      </w:r>
-      <w:proofErr w:type="spellEnd"/>
-      <w:r>
-        <w:rPr>
-          <w:rFonts w:cstheme="minorHAnsi"/>
-        </w:rPr>
-        <w:t xml:space="preserve"> automat </w:t>
-      </w:r>
-      <w:proofErr w:type="spellStart"/>
-      <w:r>
-        <w:rPr>
-          <w:rFonts w:cstheme="minorHAnsi"/>
-        </w:rPr>
-        <w:t>conținutul</w:t>
-      </w:r>
-      <w:proofErr w:type="spellEnd"/>
-      <w:r>
-        <w:rPr>
-          <w:rFonts w:cstheme="minorHAnsi"/>
-        </w:rPr>
-        <w:t xml:space="preserve"> </w:t>
-      </w:r>
-      <w:proofErr w:type="spellStart"/>
-      <w:r>
-        <w:rPr>
-          <w:rFonts w:cstheme="minorHAnsi"/>
-        </w:rPr>
-        <w:t>unei</w:t>
-      </w:r>
-      <w:proofErr w:type="spellEnd"/>
-      <w:r>
-        <w:rPr>
-          <w:rFonts w:cstheme="minorHAnsi"/>
-        </w:rPr>
-        <w:t xml:space="preserve"> </w:t>
-      </w:r>
-      <w:proofErr w:type="spellStart"/>
-      <w:r>
-        <w:rPr>
-          <w:rFonts w:cstheme="minorHAnsi"/>
-        </w:rPr>
-        <w:t>comenzi</w:t>
-      </w:r>
-      <w:proofErr w:type="spellEnd"/>
-      <w:r>
-        <w:rPr>
-          <w:rFonts w:cstheme="minorHAnsi"/>
-        </w:rPr>
-        <w:t xml:space="preserve"> pe </w:t>
-      </w:r>
-      <w:proofErr w:type="spellStart"/>
-      <w:r>
-        <w:rPr>
-          <w:rFonts w:cstheme="minorHAnsi"/>
-        </w:rPr>
-        <w:t>baza</w:t>
-      </w:r>
-      <w:proofErr w:type="spellEnd"/>
-      <w:r>
-        <w:rPr>
-          <w:rFonts w:cstheme="minorHAnsi"/>
-        </w:rPr>
-        <w:t xml:space="preserve"> </w:t>
-      </w:r>
-      <w:proofErr w:type="spellStart"/>
-      <w:r>
-        <w:rPr>
-          <w:rFonts w:cstheme="minorHAnsi"/>
-        </w:rPr>
-        <w:t>rețetelor</w:t>
-      </w:r>
-      <w:proofErr w:type="spellEnd"/>
-      <w:r>
-        <w:rPr>
-          <w:rFonts w:cstheme="minorHAnsi"/>
-        </w:rPr>
-        <w:t xml:space="preserve"> </w:t>
-      </w:r>
-      <w:proofErr w:type="spellStart"/>
-      <w:r>
-        <w:rPr>
-          <w:rFonts w:cstheme="minorHAnsi"/>
-        </w:rPr>
-        <w:t>produselor</w:t>
-      </w:r>
-      <w:proofErr w:type="spellEnd"/>
-      <w:r>
-        <w:rPr>
-          <w:rFonts w:cstheme="minorHAnsi"/>
-        </w:rPr>
-        <w:t>.</w:t>
+      <w:r>
+        <w:rPr>
+          <w:rFonts w:cstheme="minorHAnsi"/>
+        </w:rPr>
+        <w:t xml:space="preserve">Aplicația trebuie să permită gestionarea </w:t>
+      </w:r>
+      <w:r>
+        <w:rPr>
+          <w:rFonts w:cstheme="minorHAnsi"/>
+        </w:rPr>
+        <w:t>comenzilor</w:t>
+      </w:r>
+      <w:r>
+        <w:rPr>
+          <w:rFonts w:cstheme="minorHAnsi"/>
+        </w:rPr>
+        <w:t>:</w:t>
       </w:r>
     </w:p>
     <w:p>
@@ -2715,105 +797,67 @@
         <w:rPr>
           <w:rFonts w:cstheme="minorHAnsi"/>
         </w:rPr>
-        <w:t xml:space="preserve">la </w:t>
-      </w:r>
-      <w:proofErr w:type="spellStart"/>
-      <w:r>
-        <w:rPr>
-          <w:rFonts w:cstheme="minorHAnsi"/>
-        </w:rPr>
-        <w:t>finalizarea</w:t>
-      </w:r>
-      <w:proofErr w:type="spellEnd"/>
-      <w:r>
-        <w:rPr>
-          <w:rFonts w:cstheme="minorHAnsi"/>
-        </w:rPr>
-        <w:t xml:space="preserve"> </w:t>
-      </w:r>
-      <w:proofErr w:type="spellStart"/>
-      <w:r>
-        <w:rPr>
-          <w:rFonts w:cstheme="minorHAnsi"/>
-        </w:rPr>
-        <w:t>comenzii</w:t>
-      </w:r>
-      <w:proofErr w:type="spellEnd"/>
-      <w:r>
-        <w:rPr>
-          <w:rFonts w:cstheme="minorHAnsi"/>
-        </w:rPr>
-        <w:t xml:space="preserve"> se </w:t>
-      </w:r>
-      <w:proofErr w:type="spellStart"/>
-      <w:r>
-        <w:rPr>
-          <w:rFonts w:cstheme="minorHAnsi"/>
-        </w:rPr>
-        <w:t>generează</w:t>
-      </w:r>
-      <w:proofErr w:type="spellEnd"/>
-      <w:r>
-        <w:rPr>
-          <w:rFonts w:cstheme="minorHAnsi"/>
-        </w:rPr>
-        <w:t xml:space="preserve"> </w:t>
-      </w:r>
-      <w:proofErr w:type="spellStart"/>
-      <w:r>
-        <w:rPr>
-          <w:rFonts w:cstheme="minorHAnsi"/>
-        </w:rPr>
-        <w:t>bonul</w:t>
-      </w:r>
-      <w:proofErr w:type="spellEnd"/>
-      <w:r>
-        <w:rPr>
-          <w:rFonts w:cstheme="minorHAnsi"/>
-        </w:rPr>
-        <w:t xml:space="preserve"> de </w:t>
-      </w:r>
-      <w:proofErr w:type="spellStart"/>
-      <w:r>
-        <w:rPr>
-          <w:rFonts w:cstheme="minorHAnsi"/>
-        </w:rPr>
-        <w:t>casă</w:t>
-      </w:r>
-      <w:proofErr w:type="spellEnd"/>
-      <w:r>
-        <w:rPr>
-          <w:rFonts w:cstheme="minorHAnsi"/>
-        </w:rPr>
-        <w:t xml:space="preserve"> care se </w:t>
-      </w:r>
-      <w:proofErr w:type="spellStart"/>
-      <w:r>
-        <w:rPr>
-          <w:rFonts w:cstheme="minorHAnsi"/>
-        </w:rPr>
-        <w:t>salvează</w:t>
-      </w:r>
-      <w:proofErr w:type="spellEnd"/>
-      <w:r>
-        <w:rPr>
-          <w:rFonts w:cstheme="minorHAnsi"/>
-        </w:rPr>
-        <w:t xml:space="preserve"> </w:t>
-      </w:r>
-      <w:proofErr w:type="spellStart"/>
-      <w:r>
-        <w:rPr>
-          <w:rFonts w:cstheme="minorHAnsi"/>
-        </w:rPr>
-        <w:t>în</w:t>
-      </w:r>
-      <w:proofErr w:type="spellEnd"/>
-      <w:r>
-        <w:rPr>
-          <w:rFonts w:cstheme="minorHAnsi"/>
-        </w:rPr>
-        <w:t xml:space="preserve"> format .csv.</w:t>
+        <w:t xml:space="preserve">modificare </w:t>
+      </w:r>
+      <w:r>
+        <w:rPr>
+          <w:rFonts w:cstheme="minorHAnsi"/>
+        </w:rPr>
+        <w:t>comanda</w:t>
+      </w:r>
+      <w:r>
+        <w:rPr>
+          <w:rFonts w:cstheme="minorHAnsi"/>
+        </w:rPr>
+        <w:t xml:space="preserve"> existent</w:t>
+      </w:r>
+      <w:r>
+        <w:rPr>
+          <w:rFonts w:cstheme="minorHAnsi"/>
+        </w:rPr>
+        <w:t>a</w:t>
+      </w:r>
+      <w:r>
+        <w:rPr>
+          <w:rFonts w:cstheme="minorHAnsi"/>
+        </w:rPr>
+        <w:t>;</w:t>
+      </w:r>
+    </w:p>
+    <w:p>
+      <w:pPr>
+        <w:widowControl w:val="0"/>
+        <w:numPr>
+          <w:ilvl w:val="1"/>
+          <w:numId w:val="22"/>
+        </w:numPr>
+        <w:autoSpaceDE w:val="0"/>
+        <w:autoSpaceDN w:val="0"/>
+        <w:adjustRightInd w:val="0"/>
+        <w:spacing w:after="0" w:line="240" w:lineRule="auto"/>
+        <w:ind w:right="75"/>
+        <w:jc w:val="both"/>
+        <w:rPr>
+          <w:rFonts w:cstheme="minorHAnsi"/>
+        </w:rPr>
+      </w:pPr>
+      <w:r>
+        <w:rPr>
+          <w:rFonts w:cstheme="minorHAnsi"/>
+        </w:rPr>
+        <w:t xml:space="preserve">ștergere </w:t>
+      </w:r>
+      <w:r>
+        <w:rPr>
+          <w:rFonts w:cstheme="minorHAnsi"/>
+        </w:rPr>
+        <w:t>comanda</w:t>
+      </w:r>
+      <w:r>
+        <w:rPr>
+          <w:rFonts w:cstheme="minorHAnsi"/>
+        </w:rPr>
+        <w:t>;</w:t>
       </w:r>
     </w:p>
     <w:p>
@@ -2837,217 +881,73 @@
         <w:rPr>
           <w:rFonts w:cstheme="minorHAnsi"/>
         </w:rPr>
-        <w:t xml:space="preserve">La </w:t>
-      </w:r>
-      <w:proofErr w:type="spellStart"/>
-      <w:r>
-        <w:rPr>
-          <w:rFonts w:cstheme="minorHAnsi"/>
-        </w:rPr>
-        <w:t>finalul</w:t>
-      </w:r>
-      <w:proofErr w:type="spellEnd"/>
-      <w:r>
-        <w:rPr>
-          <w:rFonts w:cstheme="minorHAnsi"/>
-        </w:rPr>
-        <w:t xml:space="preserve"> </w:t>
-      </w:r>
-      <w:proofErr w:type="spellStart"/>
-      <w:r>
-        <w:rPr>
-          <w:rFonts w:cstheme="minorHAnsi"/>
-        </w:rPr>
-        <w:t>fiecărei</w:t>
-      </w:r>
-      <w:proofErr w:type="spellEnd"/>
-      <w:r>
-        <w:rPr>
-          <w:rFonts w:cstheme="minorHAnsi"/>
-        </w:rPr>
-        <w:t xml:space="preserve"> </w:t>
-      </w:r>
-      <w:proofErr w:type="spellStart"/>
-      <w:r>
-        <w:rPr>
-          <w:rFonts w:cstheme="minorHAnsi"/>
-        </w:rPr>
-        <w:t>zile</w:t>
-      </w:r>
-      <w:proofErr w:type="spellEnd"/>
-      <w:r>
-        <w:rPr>
-          <w:rFonts w:cstheme="minorHAnsi"/>
-        </w:rPr>
-        <w:t xml:space="preserve"> se </w:t>
-      </w:r>
-      <w:proofErr w:type="spellStart"/>
-      <w:r>
-        <w:rPr>
-          <w:rFonts w:cstheme="minorHAnsi"/>
-        </w:rPr>
-        <w:t>salvează</w:t>
-      </w:r>
-      <w:proofErr w:type="spellEnd"/>
-      <w:r>
-        <w:rPr>
-          <w:rFonts w:cstheme="minorHAnsi"/>
-        </w:rPr>
-        <w:t xml:space="preserve"> </w:t>
-      </w:r>
-      <w:proofErr w:type="spellStart"/>
-      <w:r>
-        <w:rPr>
-          <w:rFonts w:cstheme="minorHAnsi"/>
-        </w:rPr>
-        <w:t>informațiile</w:t>
-      </w:r>
-      <w:proofErr w:type="spellEnd"/>
-      <w:r>
-        <w:rPr>
-          <w:rFonts w:cstheme="minorHAnsi"/>
-        </w:rPr>
-        <w:t xml:space="preserve"> </w:t>
-      </w:r>
-      <w:proofErr w:type="spellStart"/>
-      <w:r>
-        <w:rPr>
-          <w:rFonts w:cstheme="minorHAnsi"/>
-        </w:rPr>
-        <w:t>despre</w:t>
-      </w:r>
-      <w:proofErr w:type="spellEnd"/>
-      <w:r>
-        <w:rPr>
-          <w:rFonts w:cstheme="minorHAnsi"/>
-        </w:rPr>
-        <w:t xml:space="preserve"> </w:t>
-      </w:r>
-      <w:proofErr w:type="spellStart"/>
-      <w:r>
-        <w:rPr>
-          <w:rFonts w:cstheme="minorHAnsi"/>
-        </w:rPr>
-        <w:t>comenzile</w:t>
-      </w:r>
-      <w:proofErr w:type="spellEnd"/>
-      <w:r>
-        <w:rPr>
-          <w:rFonts w:cstheme="minorHAnsi"/>
-        </w:rPr>
-        <w:t xml:space="preserve"> </w:t>
-      </w:r>
-      <w:proofErr w:type="spellStart"/>
-      <w:r>
-        <w:rPr>
-          <w:rFonts w:cstheme="minorHAnsi"/>
-        </w:rPr>
-        <w:t>înregsitrate</w:t>
-      </w:r>
-      <w:proofErr w:type="spellEnd"/>
-      <w:r>
-        <w:rPr>
-          <w:rFonts w:cstheme="minorHAnsi"/>
-        </w:rPr>
-        <w:t xml:space="preserve"> </w:t>
-      </w:r>
-      <w:proofErr w:type="spellStart"/>
-      <w:r>
-        <w:rPr>
-          <w:rFonts w:cstheme="minorHAnsi"/>
-        </w:rPr>
-        <w:t>și</w:t>
-      </w:r>
-      <w:proofErr w:type="spellEnd"/>
-      <w:r>
-        <w:rPr>
-          <w:rFonts w:cstheme="minorHAnsi"/>
-        </w:rPr>
-        <w:t xml:space="preserve"> se </w:t>
-      </w:r>
-      <w:proofErr w:type="spellStart"/>
-      <w:r>
-        <w:rPr>
-          <w:rFonts w:cstheme="minorHAnsi"/>
-        </w:rPr>
-        <w:t>calculează</w:t>
-      </w:r>
-      <w:proofErr w:type="spellEnd"/>
-      <w:r>
-        <w:rPr>
-          <w:rFonts w:cstheme="minorHAnsi"/>
-        </w:rPr>
-        <w:t xml:space="preserve"> </w:t>
-      </w:r>
-      <w:proofErr w:type="spellStart"/>
-      <w:r>
-        <w:rPr>
-          <w:rFonts w:cstheme="minorHAnsi"/>
-        </w:rPr>
-        <w:t>totaul</w:t>
-      </w:r>
-      <w:proofErr w:type="spellEnd"/>
-      <w:r>
-        <w:rPr>
-          <w:rFonts w:cstheme="minorHAnsi"/>
-        </w:rPr>
-        <w:t xml:space="preserve"> </w:t>
-      </w:r>
-      <w:proofErr w:type="spellStart"/>
-      <w:r>
-        <w:rPr>
-          <w:rFonts w:cstheme="minorHAnsi"/>
-        </w:rPr>
-        <w:t>zilei</w:t>
-      </w:r>
-      <w:proofErr w:type="spellEnd"/>
-      <w:r>
-        <w:rPr>
-          <w:rFonts w:cstheme="minorHAnsi"/>
-        </w:rPr>
-        <w:t xml:space="preserve">. </w:t>
-      </w:r>
-      <w:proofErr w:type="spellStart"/>
-      <w:r>
-        <w:rPr>
-          <w:rFonts w:cstheme="minorHAnsi"/>
-        </w:rPr>
-        <w:t>Datele</w:t>
-      </w:r>
-      <w:proofErr w:type="spellEnd"/>
-      <w:r>
-        <w:rPr>
-          <w:rFonts w:cstheme="minorHAnsi"/>
-        </w:rPr>
-        <w:t xml:space="preserve"> pot fi </w:t>
-      </w:r>
-      <w:proofErr w:type="spellStart"/>
-      <w:r>
-        <w:rPr>
-          <w:rFonts w:cstheme="minorHAnsi"/>
-        </w:rPr>
-        <w:t>exportate</w:t>
-      </w:r>
-      <w:proofErr w:type="spellEnd"/>
-      <w:r>
-        <w:rPr>
-          <w:rFonts w:cstheme="minorHAnsi"/>
-        </w:rPr>
-        <w:t xml:space="preserve"> </w:t>
-      </w:r>
-      <w:proofErr w:type="spellStart"/>
-      <w:r>
-        <w:rPr>
-          <w:rFonts w:cstheme="minorHAnsi"/>
-        </w:rPr>
-        <w:t>în</w:t>
-      </w:r>
-      <w:proofErr w:type="spellEnd"/>
-      <w:r>
-        <w:rPr>
-          <w:rFonts w:cstheme="minorHAnsi"/>
-        </w:rPr>
-        <w:t xml:space="preserve"> format CSV.</w:t>
+        <w:t>Aplicația trebuie să calculeze automat conținutul unei comenzi pe baza rețetelor produselor.</w:t>
+      </w:r>
+    </w:p>
+    <w:p>
+      <w:pPr>
+        <w:widowControl w:val="0"/>
+        <w:numPr>
+          <w:ilvl w:val="1"/>
+          <w:numId w:val="22"/>
+        </w:numPr>
+        <w:autoSpaceDE w:val="0"/>
+        <w:autoSpaceDN w:val="0"/>
+        <w:adjustRightInd w:val="0"/>
+        <w:spacing w:after="0" w:line="240" w:lineRule="auto"/>
+        <w:ind w:right="75"/>
+        <w:jc w:val="both"/>
+        <w:rPr>
+          <w:rFonts w:cstheme="minorHAnsi"/>
+        </w:rPr>
+      </w:pPr>
+      <w:r>
+        <w:rPr>
+          <w:rFonts w:cstheme="minorHAnsi"/>
+        </w:rPr>
+        <w:t>la finalizarea comenzii se generează bonul de casă care se salvează în format .csv.</w:t>
+      </w:r>
+    </w:p>
+    <w:p>
+      <w:pPr>
+        <w:widowControl w:val="0"/>
+        <w:numPr>
+          <w:ilvl w:val="0"/>
+          <w:numId w:val="22"/>
+        </w:numPr>
+        <w:autoSpaceDE w:val="0"/>
+        <w:autoSpaceDN w:val="0"/>
+        <w:adjustRightInd w:val="0"/>
+        <w:spacing w:after="0" w:line="240" w:lineRule="auto"/>
+        <w:ind w:right="75"/>
+        <w:jc w:val="both"/>
+        <w:rPr>
+          <w:rFonts w:cstheme="minorHAnsi"/>
+        </w:rPr>
+      </w:pPr>
+      <w:r>
+        <w:rPr>
+          <w:rFonts w:cstheme="minorHAnsi"/>
+        </w:rPr>
+        <w:t xml:space="preserve">La finalul fiecărei zile se salvează informațiile despre comenzile înregsitrate și se calculează totaul zilei. </w:t>
+      </w:r>
+      <w:r>
+        <w:rPr>
+          <w:rFonts w:cstheme="minorHAnsi"/>
+        </w:rPr>
+        <w:t>Datele pot fi exportate în format CSV</w:t>
+      </w:r>
+      <w:r>
+        <w:rPr>
+          <w:rFonts w:cstheme="minorHAnsi"/>
+        </w:rPr>
+        <w:t xml:space="preserve"> cu formatul id comanda, produse, cantitati, pret pentru fiecare produs si pret total</w:t>
+      </w:r>
+      <w:r>
+        <w:rPr>
+          <w:rFonts w:cstheme="minorHAnsi"/>
+        </w:rPr>
+        <w:t>.</w:t>
       </w:r>
     </w:p>
     <w:p>
@@ -3068,7 +968,7 @@
           <w:rFonts w:cstheme="minorHAnsi"/>
         </w:rPr>
         <w:pict w14:anchorId="43BAC44F">
-          <v:rect id="_x0000_i1038" style="width:0;height:1.5pt" o:hralign="center" o:hrstd="t" o:hr="t" fillcolor="#a0a0a0" stroked="f"/>
+          <v:rect id="_x0000_i1025" style="width:0;height:1.5pt" o:hralign="center" o:hrstd="t" o:hr="t" fillcolor="#a0a0a0" stroked="f"/>
         </w:pict>
       </w:r>
     </w:p>
@@ -3087,23 +987,21 @@
           <w:bCs/>
         </w:rPr>
       </w:pPr>
-      <w:proofErr w:type="spellStart"/>
       <w:r>
         <w:rPr>
           <w:rFonts w:cstheme="minorHAnsi"/>
           <w:b/>
           <w:bCs/>
         </w:rPr>
-        <w:t>Cerințe</w:t>
-      </w:r>
-      <w:proofErr w:type="spellEnd"/>
+        <w:t>Cerințe n</w:t>
+      </w:r>
       <w:r>
         <w:rPr>
           <w:rFonts w:cstheme="minorHAnsi"/>
           <w:b/>
           <w:bCs/>
         </w:rPr>
-        <w:t xml:space="preserve"> n</w:t>
+        <w:t>on-</w:t>
       </w:r>
       <w:r>
         <w:rPr>
@@ -3111,25 +1009,7 @@
           <w:b/>
           <w:bCs/>
         </w:rPr>
-        <w:t>on-</w:t>
-      </w:r>
-      <w:proofErr w:type="spellStart"/>
-      <w:r>
-        <w:rPr>
-          <w:rFonts w:cstheme="minorHAnsi"/>
-          <w:b/>
-          <w:bCs/>
-        </w:rPr>
-        <w:t>funcționale</w:t>
-      </w:r>
-      <w:proofErr w:type="spellEnd"/>
-      <w:r>
-        <w:rPr>
-          <w:rFonts w:cstheme="minorHAnsi"/>
-          <w:b/>
-          <w:bCs/>
-        </w:rPr>
-        <w:t xml:space="preserve"> </w:t>
+        <w:t xml:space="preserve">funcționale </w:t>
       </w:r>
     </w:p>
     <w:p>
@@ -3149,65 +1029,19 @@
           <w:rFonts w:cstheme="minorHAnsi"/>
         </w:rPr>
       </w:pPr>
-      <w:proofErr w:type="spellStart"/>
-      <w:r>
-        <w:rPr>
-          <w:rFonts w:cstheme="minorHAnsi"/>
-        </w:rPr>
-        <w:t>Aplicația</w:t>
-      </w:r>
-      <w:proofErr w:type="spellEnd"/>
-      <w:r>
-        <w:rPr>
-          <w:rFonts w:cstheme="minorHAnsi"/>
-        </w:rPr>
-        <w:t xml:space="preserve"> </w:t>
-      </w:r>
-      <w:proofErr w:type="spellStart"/>
-      <w:r>
-        <w:rPr>
-          <w:rFonts w:cstheme="minorHAnsi"/>
-        </w:rPr>
-        <w:t>trebuie</w:t>
-      </w:r>
-      <w:proofErr w:type="spellEnd"/>
-      <w:r>
-        <w:rPr>
-          <w:rFonts w:cstheme="minorHAnsi"/>
-        </w:rPr>
-        <w:t xml:space="preserve"> </w:t>
-      </w:r>
-      <w:proofErr w:type="spellStart"/>
-      <w:r>
-        <w:rPr>
-          <w:rFonts w:cstheme="minorHAnsi"/>
-        </w:rPr>
-        <w:t>să</w:t>
-      </w:r>
-      <w:proofErr w:type="spellEnd"/>
-      <w:r>
-        <w:rPr>
-          <w:rFonts w:cstheme="minorHAnsi"/>
-        </w:rPr>
-        <w:t xml:space="preserve"> fie o </w:t>
-      </w:r>
-      <w:proofErr w:type="spellStart"/>
+      <w:r>
+        <w:rPr>
+          <w:rFonts w:cstheme="minorHAnsi"/>
+        </w:rPr>
+        <w:t xml:space="preserve">Aplicația trebuie să fie o </w:t>
+      </w:r>
       <w:r>
         <w:rPr>
           <w:rFonts w:cstheme="minorHAnsi"/>
           <w:b/>
           <w:bCs/>
         </w:rPr>
-        <w:t>aplicație</w:t>
-      </w:r>
-      <w:proofErr w:type="spellEnd"/>
-      <w:r>
-        <w:rPr>
-          <w:rFonts w:cstheme="minorHAnsi"/>
-          <w:b/>
-          <w:bCs/>
-        </w:rPr>
-        <w:t xml:space="preserve"> desktop Java</w:t>
+        <w:t>aplicație desktop Java</w:t>
       </w:r>
       <w:r>
         <w:rPr>
@@ -3233,75 +1067,11 @@
           <w:rFonts w:cstheme="minorHAnsi"/>
         </w:rPr>
       </w:pPr>
-      <w:proofErr w:type="spellStart"/>
-      <w:r>
-        <w:rPr>
-          <w:rFonts w:cstheme="minorHAnsi"/>
-        </w:rPr>
-        <w:t>Interfața</w:t>
-      </w:r>
-      <w:proofErr w:type="spellEnd"/>
-      <w:r>
-        <w:rPr>
-          <w:rFonts w:cstheme="minorHAnsi"/>
-        </w:rPr>
-        <w:t xml:space="preserve"> </w:t>
-      </w:r>
-      <w:proofErr w:type="spellStart"/>
-      <w:r>
-        <w:rPr>
-          <w:rFonts w:cstheme="minorHAnsi"/>
-        </w:rPr>
-        <w:t>grafică</w:t>
-      </w:r>
-      <w:proofErr w:type="spellEnd"/>
-      <w:r>
-        <w:rPr>
-          <w:rFonts w:cstheme="minorHAnsi"/>
-        </w:rPr>
-        <w:t xml:space="preserve"> </w:t>
-      </w:r>
-      <w:proofErr w:type="spellStart"/>
-      <w:r>
-        <w:rPr>
-          <w:rFonts w:cstheme="minorHAnsi"/>
-        </w:rPr>
-        <w:t>trebuie</w:t>
-      </w:r>
-      <w:proofErr w:type="spellEnd"/>
-      <w:r>
-        <w:rPr>
-          <w:rFonts w:cstheme="minorHAnsi"/>
-        </w:rPr>
-        <w:t xml:space="preserve"> </w:t>
-      </w:r>
-      <w:proofErr w:type="spellStart"/>
-      <w:r>
-        <w:rPr>
-          <w:rFonts w:cstheme="minorHAnsi"/>
-        </w:rPr>
-        <w:t>realizată</w:t>
-      </w:r>
-      <w:proofErr w:type="spellEnd"/>
-      <w:r>
-        <w:rPr>
-          <w:rFonts w:cstheme="minorHAnsi"/>
-        </w:rPr>
-        <w:t xml:space="preserve"> </w:t>
-      </w:r>
-      <w:proofErr w:type="spellStart"/>
-      <w:r>
-        <w:rPr>
-          <w:rFonts w:cstheme="minorHAnsi"/>
-        </w:rPr>
-        <w:t>folosind</w:t>
-      </w:r>
-      <w:proofErr w:type="spellEnd"/>
-      <w:r>
-        <w:rPr>
-          <w:rFonts w:cstheme="minorHAnsi"/>
-        </w:rPr>
-        <w:t xml:space="preserve"> </w:t>
+      <w:r>
+        <w:rPr>
+          <w:rFonts w:cstheme="minorHAnsi"/>
+        </w:rPr>
+        <w:t xml:space="preserve">Interfața grafică trebuie realizată folosind </w:t>
       </w:r>
       <w:r>
         <w:rPr>
@@ -3335,93 +1105,19 @@
           <w:rFonts w:cstheme="minorHAnsi"/>
         </w:rPr>
       </w:pPr>
-      <w:proofErr w:type="spellStart"/>
-      <w:r>
-        <w:rPr>
-          <w:rFonts w:cstheme="minorHAnsi"/>
-        </w:rPr>
-        <w:t>Persistența</w:t>
-      </w:r>
-      <w:proofErr w:type="spellEnd"/>
-      <w:r>
-        <w:rPr>
-          <w:rFonts w:cstheme="minorHAnsi"/>
-        </w:rPr>
-        <w:t xml:space="preserve"> </w:t>
-      </w:r>
-      <w:proofErr w:type="spellStart"/>
-      <w:r>
-        <w:rPr>
-          <w:rFonts w:cstheme="minorHAnsi"/>
-        </w:rPr>
-        <w:t>datelor</w:t>
-      </w:r>
-      <w:proofErr w:type="spellEnd"/>
-      <w:r>
-        <w:rPr>
-          <w:rFonts w:cstheme="minorHAnsi"/>
-        </w:rPr>
-        <w:t xml:space="preserve"> </w:t>
-      </w:r>
-      <w:proofErr w:type="spellStart"/>
-      <w:r>
-        <w:rPr>
-          <w:rFonts w:cstheme="minorHAnsi"/>
-        </w:rPr>
-        <w:t>trebuie</w:t>
-      </w:r>
-      <w:proofErr w:type="spellEnd"/>
-      <w:r>
-        <w:rPr>
-          <w:rFonts w:cstheme="minorHAnsi"/>
-        </w:rPr>
-        <w:t xml:space="preserve"> </w:t>
-      </w:r>
-      <w:proofErr w:type="spellStart"/>
-      <w:r>
-        <w:rPr>
-          <w:rFonts w:cstheme="minorHAnsi"/>
-        </w:rPr>
-        <w:t>realizată</w:t>
-      </w:r>
-      <w:proofErr w:type="spellEnd"/>
-      <w:r>
-        <w:rPr>
-          <w:rFonts w:cstheme="minorHAnsi"/>
-        </w:rPr>
-        <w:t xml:space="preserve"> </w:t>
-      </w:r>
-      <w:proofErr w:type="spellStart"/>
-      <w:r>
-        <w:rPr>
-          <w:rFonts w:cstheme="minorHAnsi"/>
-        </w:rPr>
-        <w:t>în</w:t>
-      </w:r>
-      <w:proofErr w:type="spellEnd"/>
-      <w:r>
-        <w:rPr>
-          <w:rFonts w:cstheme="minorHAnsi"/>
-        </w:rPr>
-        <w:t xml:space="preserve"> </w:t>
-      </w:r>
-      <w:proofErr w:type="spellStart"/>
+      <w:r>
+        <w:rPr>
+          <w:rFonts w:cstheme="minorHAnsi"/>
+        </w:rPr>
+        <w:t xml:space="preserve">Persistența datelor trebuie realizată în </w:t>
+      </w:r>
       <w:r>
         <w:rPr>
           <w:rFonts w:cstheme="minorHAnsi"/>
           <w:b/>
           <w:bCs/>
         </w:rPr>
-        <w:t>fișiere</w:t>
-      </w:r>
-      <w:proofErr w:type="spellEnd"/>
-      <w:r>
-        <w:rPr>
-          <w:rFonts w:cstheme="minorHAnsi"/>
-          <w:b/>
-          <w:bCs/>
-        </w:rPr>
-        <w:t xml:space="preserve"> text</w:t>
+        <w:t>fișiere text</w:t>
       </w:r>
       <w:r>
         <w:rPr>
@@ -3447,61 +1143,11 @@
           <w:rFonts w:cstheme="minorHAnsi"/>
         </w:rPr>
       </w:pPr>
-      <w:proofErr w:type="spellStart"/>
-      <w:r>
-        <w:rPr>
-          <w:rFonts w:cstheme="minorHAnsi"/>
-        </w:rPr>
-        <w:t>Accesul</w:t>
-      </w:r>
-      <w:proofErr w:type="spellEnd"/>
-      <w:r>
-        <w:rPr>
-          <w:rFonts w:cstheme="minorHAnsi"/>
-        </w:rPr>
-        <w:t xml:space="preserve"> la date </w:t>
-      </w:r>
-      <w:proofErr w:type="spellStart"/>
-      <w:r>
-        <w:rPr>
-          <w:rFonts w:cstheme="minorHAnsi"/>
-        </w:rPr>
-        <w:t>trebuie</w:t>
-      </w:r>
-      <w:proofErr w:type="spellEnd"/>
-      <w:r>
-        <w:rPr>
-          <w:rFonts w:cstheme="minorHAnsi"/>
-        </w:rPr>
-        <w:t xml:space="preserve"> </w:t>
-      </w:r>
-      <w:proofErr w:type="spellStart"/>
-      <w:r>
-        <w:rPr>
-          <w:rFonts w:cstheme="minorHAnsi"/>
-        </w:rPr>
-        <w:t>implementat</w:t>
-      </w:r>
-      <w:proofErr w:type="spellEnd"/>
-      <w:r>
-        <w:rPr>
-          <w:rFonts w:cstheme="minorHAnsi"/>
-        </w:rPr>
-        <w:t xml:space="preserve"> </w:t>
-      </w:r>
-      <w:proofErr w:type="spellStart"/>
-      <w:r>
-        <w:rPr>
-          <w:rFonts w:cstheme="minorHAnsi"/>
-        </w:rPr>
-        <w:t>folosind</w:t>
-      </w:r>
-      <w:proofErr w:type="spellEnd"/>
-      <w:r>
-        <w:rPr>
-          <w:rFonts w:cstheme="minorHAnsi"/>
-        </w:rPr>
-        <w:t xml:space="preserve"> </w:t>
+      <w:r>
+        <w:rPr>
+          <w:rFonts w:cstheme="minorHAnsi"/>
+        </w:rPr>
+        <w:t xml:space="preserve">Accesul la date trebuie implementat folosind </w:t>
       </w:r>
       <w:r>
         <w:rPr>
@@ -3539,77 +1185,7 @@
         <w:rPr>
           <w:rFonts w:cstheme="minorHAnsi"/>
         </w:rPr>
-        <w:t xml:space="preserve">Logica </w:t>
-      </w:r>
-      <w:proofErr w:type="spellStart"/>
-      <w:r>
-        <w:rPr>
-          <w:rFonts w:cstheme="minorHAnsi"/>
-        </w:rPr>
-        <w:t>aplicației</w:t>
-      </w:r>
-      <w:proofErr w:type="spellEnd"/>
-      <w:r>
-        <w:rPr>
-          <w:rFonts w:cstheme="minorHAnsi"/>
-        </w:rPr>
-        <w:t xml:space="preserve"> </w:t>
-      </w:r>
-      <w:proofErr w:type="spellStart"/>
-      <w:r>
-        <w:rPr>
-          <w:rFonts w:cstheme="minorHAnsi"/>
-        </w:rPr>
-        <w:t>trebuie</w:t>
-      </w:r>
-      <w:proofErr w:type="spellEnd"/>
-      <w:r>
-        <w:rPr>
-          <w:rFonts w:cstheme="minorHAnsi"/>
-        </w:rPr>
-        <w:t xml:space="preserve"> </w:t>
-      </w:r>
-      <w:proofErr w:type="spellStart"/>
-      <w:r>
-        <w:rPr>
-          <w:rFonts w:cstheme="minorHAnsi"/>
-        </w:rPr>
-        <w:t>separată</w:t>
-      </w:r>
-      <w:proofErr w:type="spellEnd"/>
-      <w:r>
-        <w:rPr>
-          <w:rFonts w:cstheme="minorHAnsi"/>
-        </w:rPr>
-        <w:t xml:space="preserve"> de </w:t>
-      </w:r>
-      <w:proofErr w:type="spellStart"/>
-      <w:r>
-        <w:rPr>
-          <w:rFonts w:cstheme="minorHAnsi"/>
-        </w:rPr>
-        <w:t>interfața</w:t>
-      </w:r>
-      <w:proofErr w:type="spellEnd"/>
-      <w:r>
-        <w:rPr>
-          <w:rFonts w:cstheme="minorHAnsi"/>
-        </w:rPr>
-        <w:t xml:space="preserve"> </w:t>
-      </w:r>
-      <w:proofErr w:type="spellStart"/>
-      <w:r>
-        <w:rPr>
-          <w:rFonts w:cstheme="minorHAnsi"/>
-        </w:rPr>
-        <w:t>grafică</w:t>
-      </w:r>
-      <w:proofErr w:type="spellEnd"/>
-      <w:r>
-        <w:rPr>
-          <w:rFonts w:cstheme="minorHAnsi"/>
-        </w:rPr>
-        <w:t xml:space="preserve"> (layer Service).</w:t>
+        <w:t>Logica aplicației trebuie separată de interfața grafică (layer Service).</w:t>
       </w:r>
     </w:p>
     <w:p>
@@ -3629,117 +1205,11 @@
           <w:rFonts w:cstheme="minorHAnsi"/>
         </w:rPr>
       </w:pPr>
-      <w:proofErr w:type="spellStart"/>
-      <w:r>
-        <w:rPr>
-          <w:rFonts w:cstheme="minorHAnsi"/>
-        </w:rPr>
-        <w:t>Codul</w:t>
-      </w:r>
-      <w:proofErr w:type="spellEnd"/>
-      <w:r>
-        <w:rPr>
-          <w:rFonts w:cstheme="minorHAnsi"/>
-        </w:rPr>
-        <w:t xml:space="preserve"> </w:t>
-      </w:r>
-      <w:proofErr w:type="spellStart"/>
-      <w:r>
-        <w:rPr>
-          <w:rFonts w:cstheme="minorHAnsi"/>
-        </w:rPr>
-        <w:t>trebuie</w:t>
-      </w:r>
-      <w:proofErr w:type="spellEnd"/>
-      <w:r>
-        <w:rPr>
-          <w:rFonts w:cstheme="minorHAnsi"/>
-        </w:rPr>
-        <w:t xml:space="preserve"> </w:t>
-      </w:r>
-      <w:proofErr w:type="spellStart"/>
-      <w:r>
-        <w:rPr>
-          <w:rFonts w:cstheme="minorHAnsi"/>
-        </w:rPr>
-        <w:t>să</w:t>
-      </w:r>
-      <w:proofErr w:type="spellEnd"/>
-      <w:r>
-        <w:rPr>
-          <w:rFonts w:cstheme="minorHAnsi"/>
-        </w:rPr>
-        <w:t xml:space="preserve"> </w:t>
-      </w:r>
-      <w:proofErr w:type="spellStart"/>
-      <w:r>
-        <w:rPr>
-          <w:rFonts w:cstheme="minorHAnsi"/>
-        </w:rPr>
-        <w:t>respecte</w:t>
-      </w:r>
-      <w:proofErr w:type="spellEnd"/>
-      <w:r>
-        <w:rPr>
-          <w:rFonts w:cstheme="minorHAnsi"/>
-        </w:rPr>
-        <w:t xml:space="preserve"> </w:t>
-      </w:r>
-      <w:proofErr w:type="spellStart"/>
-      <w:r>
-        <w:rPr>
-          <w:rFonts w:cstheme="minorHAnsi"/>
-        </w:rPr>
-        <w:t>principiile</w:t>
-      </w:r>
-      <w:proofErr w:type="spellEnd"/>
-      <w:r>
-        <w:rPr>
-          <w:rFonts w:cstheme="minorHAnsi"/>
-        </w:rPr>
-        <w:t xml:space="preserve"> OOP (</w:t>
-      </w:r>
-      <w:proofErr w:type="spellStart"/>
-      <w:r>
-        <w:rPr>
-          <w:rFonts w:cstheme="minorHAnsi"/>
-        </w:rPr>
-        <w:t>încapsulare</w:t>
-      </w:r>
-      <w:proofErr w:type="spellEnd"/>
-      <w:r>
-        <w:rPr>
-          <w:rFonts w:cstheme="minorHAnsi"/>
-        </w:rPr>
-        <w:t xml:space="preserve">, </w:t>
-      </w:r>
-      <w:proofErr w:type="spellStart"/>
-      <w:r>
-        <w:rPr>
-          <w:rFonts w:cstheme="minorHAnsi"/>
-        </w:rPr>
-        <w:t>separarea</w:t>
-      </w:r>
-      <w:proofErr w:type="spellEnd"/>
-      <w:r>
-        <w:rPr>
-          <w:rFonts w:cstheme="minorHAnsi"/>
-        </w:rPr>
-        <w:t xml:space="preserve"> </w:t>
-      </w:r>
-      <w:proofErr w:type="spellStart"/>
-      <w:r>
-        <w:rPr>
-          <w:rFonts w:cstheme="minorHAnsi"/>
-        </w:rPr>
-        <w:t>responsabilităților</w:t>
-      </w:r>
-      <w:proofErr w:type="spellEnd"/>
-      <w:r>
-        <w:rPr>
-          <w:rFonts w:cstheme="minorHAnsi"/>
-        </w:rPr>
-        <w:t>).</w:t>
+      <w:r>
+        <w:rPr>
+          <w:rFonts w:cstheme="minorHAnsi"/>
+        </w:rPr>
+        <w:t>Codul trebuie să respecte principiile OOP (încapsulare, separarea responsabilităților).</w:t>
       </w:r>
     </w:p>
     <w:sectPr>
@@ -3783,7 +1253,7 @@
 <w:ftr xmlns:wpc="http://schemas.microsoft.com/office/word/2010/wordprocessingCanvas" xmlns:cx="http://schemas.microsoft.com/office/drawing/2014/chartex" xmlns:cx1="http://schemas.microsoft.com/office/drawing/2015/9/8/chartex" xmlns:cx2="http://schemas.microsoft.com/office/drawing/2015/10/21/chartex" xmlns:cx3="http://schemas.microsoft.com/office/drawing/2016/5/9/chartex" xmlns:cx4="http://schemas.microsoft.com/office/drawing/2016/5/10/chartex" xmlns:cx5="http://schemas.microsoft.com/office/drawing/2016/5/11/chartex" xmlns:cx6="http://schemas.microsoft.com/office/drawing/2016/5/12/chartex" xmlns:cx7="http://schemas.microsoft.com/office/drawing/2016/5/13/chartex" xmlns:cx8="http://schemas.microsoft.com/office/drawing/2016/5/14/chartex" xmlns:mc="http://schemas.openxmlformats.org/markup-compatibility/2006" xmlns:aink="http://schemas.microsoft.com/office/drawing/2016/ink" xmlns:am3d="http://schemas.microsoft.com/office/drawing/2017/model3d" xmlns:o="urn:schemas-microsoft-com:office:office" xmlns:oel="http://schemas.microsoft.com/office/2019/extlst" xmlns:r="http://schemas.openxmlformats.org/officeDocument/2006/relationships" xmlns:m="http://schemas.openxmlformats.org/officeDocument/2006/math" xmlns:v="urn:schemas-microsoft-com:vml" xmlns:wp14="http://schemas.microsoft.com/office/word/2010/wordprocessingDrawing" xmlns:wp="http://schemas.openxmlformats.org/drawingml/2006/wordprocessingDrawing" xmlns:w10="urn:schemas-microsoft-com:office:word" xmlns:w="http://schemas.openxmlformats.org/wordprocessingml/2006/main" xmlns:w14="http://schemas.microsoft.com/office/word/2010/wordml" xmlns:w15="http://schemas.microsoft.com/office/word/2012/wordml" xmlns:w16cex="http://schemas.microsoft.com/office/word/2018/wordml/cex" xmlns:w16cid="http://schemas.microsoft.com/office/word/2016/wordml/cid" xmlns:w16="http://schemas.microsoft.com/office/word/2018/wordml" xmlns:w16du="http://schemas.microsoft.com/office/word/2023/wordml/word16du" xmlns:w16sdtdh="http://schemas.microsoft.com/office/word/2020/wordml/sdtdatahash" xmlns:w16sdtfl="http://schemas.microsoft.com/office/word/2024/wordml/sdtformatlock" xmlns:w16se="http://schemas.microsoft.com/office/word/2015/wordml/symex" xmlns:wpg="http://schemas.microsoft.com/office/word/2010/wordprocessingGroup" xmlns:wpi="http://schemas.microsoft.com/office/word/2010/wordprocessingInk" xmlns:wne="http://schemas.microsoft.com/office/word/2006/wordml" xmlns:wps="http://schemas.microsoft.com/office/word/2010/wordprocessingShape" mc:Ignorable="w14 w15 w16se w16cid w16 w16cex w16sdtdh w16sdtfl w16du wp14">
   <w:p>
     <w:pPr>
-      <w:pStyle w:val="Footer"/>
+      <w:pStyle w:val="Subsol"/>
       <w:tabs>
         <w:tab w:val="clear" w:pos="9360"/>
         <w:tab w:val="right" w:pos="10206"/>
@@ -3827,7 +1297,7 @@
 <w:hdr xmlns:wpc="http://schemas.microsoft.com/office/word/2010/wordprocessingCanvas" xmlns:cx="http://schemas.microsoft.com/office/drawing/2014/chartex" xmlns:cx1="http://schemas.microsoft.com/office/drawing/2015/9/8/chartex" xmlns:cx2="http://schemas.microsoft.com/office/drawing/2015/10/21/chartex" xmlns:cx3="http://schemas.microsoft.com/office/drawing/2016/5/9/chartex" xmlns:cx4="http://schemas.microsoft.com/office/drawing/2016/5/10/chartex" xmlns:cx5="http://schemas.microsoft.com/office/drawing/2016/5/11/chartex" xmlns:cx6="http://schemas.microsoft.com/office/drawing/2016/5/12/chartex" xmlns:cx7="http://schemas.microsoft.com/office/drawing/2016/5/13/chartex" xmlns:cx8="http://schemas.microsoft.com/office/drawing/2016/5/14/chartex" xmlns:mc="http://schemas.openxmlformats.org/markup-compatibility/2006" xmlns:aink="http://schemas.microsoft.com/office/drawing/2016/ink" xmlns:am3d="http://schemas.microsoft.com/office/drawing/2017/model3d" xmlns:o="urn:schemas-microsoft-com:office:office" xmlns:oel="http://schemas.microsoft.com/office/2019/extlst" xmlns:r="http://schemas.openxmlformats.org/officeDocument/2006/relationships" xmlns:m="http://schemas.openxmlformats.org/officeDocument/2006/math" xmlns:v="urn:schemas-microsoft-com:vml" xmlns:wp14="http://schemas.microsoft.com/office/word/2010/wordprocessingDrawing" xmlns:wp="http://schemas.openxmlformats.org/drawingml/2006/wordprocessingDrawing" xmlns:w10="urn:schemas-microsoft-com:office:word" xmlns:w="http://schemas.openxmlformats.org/wordprocessingml/2006/main" xmlns:w14="http://schemas.microsoft.com/office/word/2010/wordml" xmlns:w15="http://schemas.microsoft.com/office/word/2012/wordml" xmlns:w16cex="http://schemas.microsoft.com/office/word/2018/wordml/cex" xmlns:w16cid="http://schemas.microsoft.com/office/word/2016/wordml/cid" xmlns:w16="http://schemas.microsoft.com/office/word/2018/wordml" xmlns:w16du="http://schemas.microsoft.com/office/word/2023/wordml/word16du" xmlns:w16sdtdh="http://schemas.microsoft.com/office/word/2020/wordml/sdtdatahash" xmlns:w16sdtfl="http://schemas.microsoft.com/office/word/2024/wordml/sdtformatlock" xmlns:w16se="http://schemas.microsoft.com/office/word/2015/wordml/symex" xmlns:wpg="http://schemas.microsoft.com/office/word/2010/wordprocessingGroup" xmlns:wpi="http://schemas.microsoft.com/office/word/2010/wordprocessingInk" xmlns:wne="http://schemas.microsoft.com/office/word/2006/wordml" xmlns:wps="http://schemas.microsoft.com/office/word/2010/wordprocessingShape" mc:Ignorable="w14 w15 w16se w16cid w16 w16cex w16sdtdh w16sdtfl w16du wp14">
   <w:p>
     <w:pPr>
-      <w:pStyle w:val="Header"/>
+      <w:pStyle w:val="Antet"/>
       <w:tabs>
         <w:tab w:val="clear" w:pos="4680"/>
         <w:tab w:val="clear" w:pos="9360"/>
@@ -3875,7 +1345,6 @@
       </w:rPr>
       <w:t xml:space="preserve">Proiect </w:t>
     </w:r>
-    <w:proofErr w:type="spellStart"/>
     <w:r>
       <w:rPr>
         <w:rFonts w:cstheme="minorHAnsi"/>
@@ -3886,7 +1355,6 @@
       </w:rPr>
       <w:t>MyDrinkShop</w:t>
     </w:r>
-    <w:proofErr w:type="spellEnd"/>
     <w:r>
       <w:rPr>
         <w:rFonts w:cstheme="minorHAnsi"/>
@@ -3897,23 +1365,21 @@
       </w:rPr>
       <w:tab/>
     </w:r>
-    <w:proofErr w:type="spellStart"/>
     <w:r>
       <w:rPr>
         <w:rFonts w:cstheme="minorHAnsi"/>
         <w:sz w:val="24"/>
         <w:szCs w:val="24"/>
       </w:rPr>
-      <w:t>Informatică</w:t>
+      <w:t xml:space="preserve">Informatică </w:t>
     </w:r>
-    <w:proofErr w:type="spellEnd"/>
     <w:r>
       <w:rPr>
         <w:rFonts w:cstheme="minorHAnsi"/>
         <w:sz w:val="24"/>
         <w:szCs w:val="24"/>
       </w:rPr>
-      <w:t xml:space="preserve"> </w:t>
+      <w:t xml:space="preserve">– </w:t>
     </w:r>
     <w:r>
       <w:rPr>
@@ -3921,25 +1387,7 @@
         <w:sz w:val="24"/>
         <w:szCs w:val="24"/>
       </w:rPr>
-      <w:t xml:space="preserve">– </w:t>
-    </w:r>
-    <w:proofErr w:type="spellStart"/>
-    <w:r>
-      <w:rPr>
-        <w:rFonts w:cstheme="minorHAnsi"/>
-        <w:sz w:val="24"/>
-        <w:szCs w:val="24"/>
-      </w:rPr>
-      <w:t>Română</w:t>
-    </w:r>
-    <w:proofErr w:type="spellEnd"/>
-    <w:r>
-      <w:rPr>
-        <w:rFonts w:cstheme="minorHAnsi"/>
-        <w:sz w:val="24"/>
-        <w:szCs w:val="24"/>
-      </w:rPr>
-      <w:t>, 20</w:t>
+      <w:t>Română, 20</w:t>
     </w:r>
     <w:r>
       <w:rPr>
@@ -6925,13 +4373,14 @@
   <w:style w:type="paragraph" w:default="1" w:styleId="Normal">
     <w:name w:val="Normal"/>
     <w:qFormat/>
+    <w:rsid w:val="00725CAF"/>
   </w:style>
-  <w:style w:type="character" w:default="1" w:styleId="DefaultParagraphFont">
+  <w:style w:type="character" w:default="1" w:styleId="Fontdeparagrafimplicit">
     <w:name w:val="Default Paragraph Font"/>
     <w:uiPriority w:val="1"/>
     <w:unhideWhenUsed/>
   </w:style>
-  <w:style w:type="table" w:default="1" w:styleId="TableNormal">
+  <w:style w:type="table" w:default="1" w:styleId="TabelNormal">
     <w:name w:val="Normal Table"/>
     <w:uiPriority w:val="99"/>
     <w:semiHidden/>
@@ -6946,16 +4395,16 @@
       </w:tblCellMar>
     </w:tblPr>
   </w:style>
-  <w:style w:type="numbering" w:default="1" w:styleId="NoList">
+  <w:style w:type="numbering" w:default="1" w:styleId="FrListare">
     <w:name w:val="No List"/>
     <w:uiPriority w:val="99"/>
     <w:semiHidden/>
     <w:unhideWhenUsed/>
   </w:style>
-  <w:style w:type="paragraph" w:styleId="Header">
+  <w:style w:type="paragraph" w:styleId="Antet">
     <w:name w:val="header"/>
     <w:basedOn w:val="Normal"/>
-    <w:link w:val="HeaderChar"/>
+    <w:link w:val="AntetCaracter"/>
     <w:uiPriority w:val="99"/>
     <w:unhideWhenUsed/>
     <w:rsid w:val="005F6A53"/>
@@ -6967,17 +4416,17 @@
       <w:spacing w:after="0" w:line="240" w:lineRule="auto"/>
     </w:pPr>
   </w:style>
-  <w:style w:type="character" w:customStyle="1" w:styleId="HeaderChar">
-    <w:name w:val="Header Char"/>
-    <w:basedOn w:val="DefaultParagraphFont"/>
-    <w:link w:val="Header"/>
+  <w:style w:type="character" w:customStyle="1" w:styleId="AntetCaracter">
+    <w:name w:val="Antet Caracter"/>
+    <w:basedOn w:val="Fontdeparagrafimplicit"/>
+    <w:link w:val="Antet"/>
     <w:uiPriority w:val="99"/>
     <w:rsid w:val="005F6A53"/>
   </w:style>
-  <w:style w:type="paragraph" w:styleId="Footer">
+  <w:style w:type="paragraph" w:styleId="Subsol">
     <w:name w:val="footer"/>
     <w:basedOn w:val="Normal"/>
-    <w:link w:val="FooterChar"/>
+    <w:link w:val="SubsolCaracter"/>
     <w:uiPriority w:val="99"/>
     <w:unhideWhenUsed/>
     <w:rsid w:val="005F6A53"/>
@@ -6989,17 +4438,17 @@
       <w:spacing w:after="0" w:line="240" w:lineRule="auto"/>
     </w:pPr>
   </w:style>
-  <w:style w:type="character" w:customStyle="1" w:styleId="FooterChar">
-    <w:name w:val="Footer Char"/>
-    <w:basedOn w:val="DefaultParagraphFont"/>
-    <w:link w:val="Footer"/>
+  <w:style w:type="character" w:customStyle="1" w:styleId="SubsolCaracter">
+    <w:name w:val="Subsol Caracter"/>
+    <w:basedOn w:val="Fontdeparagrafimplicit"/>
+    <w:link w:val="Subsol"/>
     <w:uiPriority w:val="99"/>
     <w:rsid w:val="005F6A53"/>
   </w:style>
-  <w:style w:type="paragraph" w:styleId="BalloonText">
+  <w:style w:type="paragraph" w:styleId="TextnBalon">
     <w:name w:val="Balloon Text"/>
     <w:basedOn w:val="Normal"/>
-    <w:link w:val="BalloonTextChar"/>
+    <w:link w:val="TextnBalonCaracter"/>
     <w:uiPriority w:val="99"/>
     <w:semiHidden/>
     <w:unhideWhenUsed/>
@@ -7013,10 +4462,10 @@
       <w:szCs w:val="16"/>
     </w:rPr>
   </w:style>
-  <w:style w:type="character" w:customStyle="1" w:styleId="BalloonTextChar">
-    <w:name w:val="Balloon Text Char"/>
-    <w:basedOn w:val="DefaultParagraphFont"/>
-    <w:link w:val="BalloonText"/>
+  <w:style w:type="character" w:customStyle="1" w:styleId="TextnBalonCaracter">
+    <w:name w:val="Text în Balon Caracter"/>
+    <w:basedOn w:val="Fontdeparagrafimplicit"/>
+    <w:link w:val="TextnBalon"/>
     <w:uiPriority w:val="99"/>
     <w:semiHidden/>
     <w:rsid w:val="005F6A53"/>
@@ -7028,7 +4477,7 @@
   </w:style>
   <w:style w:type="character" w:styleId="Hyperlink">
     <w:name w:val="Hyperlink"/>
-    <w:basedOn w:val="DefaultParagraphFont"/>
+    <w:basedOn w:val="Fontdeparagrafimplicit"/>
     <w:uiPriority w:val="99"/>
     <w:unhideWhenUsed/>
     <w:rsid w:val="00004335"/>
@@ -7037,7 +4486,7 @@
       <w:u w:val="single"/>
     </w:rPr>
   </w:style>
-  <w:style w:type="paragraph" w:styleId="ListParagraph">
+  <w:style w:type="paragraph" w:styleId="Listparagraf">
     <w:name w:val="List Paragraph"/>
     <w:basedOn w:val="Normal"/>
     <w:uiPriority w:val="34"/>
@@ -7048,9 +4497,9 @@
       <w:contextualSpacing/>
     </w:pPr>
   </w:style>
-  <w:style w:type="table" w:styleId="TableGrid">
+  <w:style w:type="table" w:styleId="Tabelgril">
     <w:name w:val="Table Grid"/>
-    <w:basedOn w:val="TableNormal"/>
+    <w:basedOn w:val="TabelNormal"/>
     <w:uiPriority w:val="59"/>
     <w:rsid w:val="0042347A"/>
     <w:pPr>
